--- a/tests/fixtures/comprehensive_markdown.docx
+++ b/tests/fixtures/comprehensive_markdown.docx
@@ -2085,7 +2085,7 @@
           <w:szCs w:val="21"/>
           <w:lang w:val="en-US" w:bidi="fa-IR"/>
         </w:rPr>
-        <w:t xml:space="preserve">1. </w:t>
+        <w:t xml:space="preserve">۱. </w:t>
       </w:r>
       <w:r>
         <w:rPr>
@@ -2172,7 +2172,7 @@
           <w:szCs w:val="21"/>
           <w:lang w:val="en-US" w:bidi="fa-IR"/>
         </w:rPr>
-        <w:t xml:space="preserve">1. </w:t>
+        <w:t xml:space="preserve">۱. </w:t>
       </w:r>
       <w:r>
         <w:rPr>
@@ -2239,7 +2239,7 @@
           <w:szCs w:val="21"/>
           <w:lang w:val="en-US" w:bidi="fa-IR"/>
         </w:rPr>
-        <w:t xml:space="preserve">2. </w:t>
+        <w:t xml:space="preserve">۲. </w:t>
       </w:r>
       <w:r>
         <w:rPr>
@@ -2286,7 +2286,7 @@
           <w:szCs w:val="21"/>
           <w:lang w:val="en-US" w:bidi="fa-IR"/>
         </w:rPr>
-        <w:t xml:space="preserve">2. </w:t>
+        <w:t xml:space="preserve">۲. </w:t>
       </w:r>
       <w:r>
         <w:rPr>
@@ -2933,7 +2933,7 @@
       <w:pPr>
         <w:bidi/>
         <w:spacing w:after="80"/>
-        <w:ind w:left="432"/>
+        <w:ind w:right="432"/>
         <w:jc w:val="both"/>
       </w:pPr>
       <w:r>
@@ -5102,6 +5102,610 @@
       </w:pPr>
       <w:r/>
     </w:p>
+    <w:tbl>
+      <w:tblPr>
+        <w:tblW w:type="auto" w:w="0"/>
+        <w:tblLayout w:type="fixed"/>
+        <w:tblLook w:firstColumn="1" w:firstRow="1" w:lastColumn="0" w:lastRow="0" w:noHBand="0" w:noVBand="1" w:val="04A0"/>
+        <w:bidiVisual/>
+      </w:tblPr>
+      <w:tblGrid>
+        <w:gridCol w:w="9638"/>
+      </w:tblGrid>
+      <w:tr>
+        <w:tc>
+          <w:tcPr>
+            <w:tcW w:type="dxa" w:w="9638"/>
+            <w:shd w:val="clear" w:color="auto" w:fill="4A156D"/>
+            <w:tcMar>
+              <w:top w:w="100" w:type="dxa"/>
+              <w:bottom w:w="100" w:type="dxa"/>
+              <w:left w:w="160" w:type="dxa"/>
+              <w:right w:w="160" w:type="dxa"/>
+            </w:tcMar>
+            <w:tcBorders>
+              <w:top w:val="none"/>
+              <w:bottom w:val="none"/>
+              <w:left w:val="none"/>
+              <w:right w:val="none"/>
+            </w:tcBorders>
+          </w:tcPr>
+          <w:p>
+            <w:pPr>
+              <w:bidi/>
+              <w:jc w:val="start"/>
+            </w:pPr>
+            <w:r>
+              <w:rPr>
+                <w:rFonts w:ascii="Vazirmatn" w:hAnsi="Vazirmatn" w:cs="Vazirmatn"/>
+                <w:sz w:val="22"/>
+                <w:szCs w:val="22"/>
+                <w:b/>
+                <w:bCs/>
+                <w:color w:val="FFFFFF"/>
+                <w:lang w:val="en-US" w:bidi="fa-IR"/>
+              </w:rPr>
+              <w:t xml:space="preserve">◆ </w:t>
+            </w:r>
+            <w:r>
+              <w:rPr>
+                <w:rFonts w:ascii="Vazirmatn" w:hAnsi="Vazirmatn" w:cs="Vazirmatn"/>
+                <w:sz w:val="22"/>
+                <w:szCs w:val="22"/>
+                <w:b/>
+                <w:bCs/>
+                <w:color w:val="FFFFFF"/>
+                <w:lang w:val="en-US" w:bidi="fa-IR"/>
+              </w:rPr>
+              <w:t>نکتهٔ اجرایی در کادر</w:t>
+            </w:r>
+          </w:p>
+        </w:tc>
+      </w:tr>
+      <w:tr>
+        <w:tc>
+          <w:tcPr>
+            <w:tcW w:type="dxa" w:w="9638"/>
+            <w:shd w:val="clear" w:color="auto" w:fill="F7F3FB"/>
+            <w:tcMar>
+              <w:top w:w="120" w:type="dxa"/>
+              <w:bottom w:w="120" w:type="dxa"/>
+              <w:left w:w="160" w:type="dxa"/>
+              <w:right w:w="160" w:type="dxa"/>
+            </w:tcMar>
+            <w:tcBorders>
+              <w:top w:val="none"/>
+              <w:bottom w:val="single" w:sz="4" w:space="0" w:color="E0D9EB"/>
+              <w:left w:val="single" w:sz="4" w:space="0" w:color="E0D9EB"/>
+              <w:right w:val="single" w:sz="4" w:space="0" w:color="E0D9EB"/>
+            </w:tcBorders>
+          </w:tcPr>
+          <w:p>
+            <w:pPr>
+              <w:bidi/>
+              <w:spacing w:line="276" w:lineRule="auto" w:after="80"/>
+              <w:jc w:val="both"/>
+            </w:pPr>
+            <w:r>
+              <w:rPr>
+                <w:rFonts w:ascii="Vazirmatn" w:hAnsi="Vazirmatn" w:cs="Vazirmatn"/>
+                <w:sz w:val="21"/>
+                <w:szCs w:val="21"/>
+                <w:color w:val="2D2D2D"/>
+                <w:lang w:val="en-US" w:bidi="fa-IR"/>
+              </w:rPr>
+              <w:t>متن</w:t>
+            </w:r>
+            <w:r>
+              <w:rPr>
+                <w:rFonts w:ascii="Vazirmatn" w:hAnsi="Vazirmatn" w:cs="Vazirmatn"/>
+                <w:sz w:val="21"/>
+                <w:szCs w:val="21"/>
+                <w:color w:val="2D2D2D"/>
+                <w:lang w:val="en-US" w:bidi="fa-IR"/>
+              </w:rPr>
+              <w:t xml:space="preserve"> </w:t>
+            </w:r>
+            <w:r>
+              <w:rPr>
+                <w:rFonts w:ascii="Vazirmatn" w:hAnsi="Vazirmatn" w:cs="Vazirmatn"/>
+                <w:sz w:val="21"/>
+                <w:szCs w:val="21"/>
+                <w:color w:val="2D2D2D"/>
+                <w:lang w:val="en-US" w:bidi="fa-IR"/>
+              </w:rPr>
+              <w:t>راهنما</w:t>
+            </w:r>
+            <w:r>
+              <w:rPr>
+                <w:rFonts w:ascii="Vazirmatn" w:hAnsi="Vazirmatn" w:cs="Vazirmatn"/>
+                <w:sz w:val="21"/>
+                <w:szCs w:val="21"/>
+                <w:color w:val="2D2D2D"/>
+                <w:lang w:val="en-US" w:bidi="fa-IR"/>
+              </w:rPr>
+              <w:t xml:space="preserve"> </w:t>
+            </w:r>
+            <w:r>
+              <w:rPr>
+                <w:rFonts w:ascii="Vazirmatn" w:hAnsi="Vazirmatn" w:cs="Vazirmatn"/>
+                <w:sz w:val="21"/>
+                <w:szCs w:val="21"/>
+                <w:color w:val="2D2D2D"/>
+                <w:lang w:val="en-US" w:bidi="fa-IR"/>
+              </w:rPr>
+              <w:t>درون</w:t>
+            </w:r>
+            <w:r>
+              <w:rPr>
+                <w:rFonts w:ascii="Vazirmatn" w:hAnsi="Vazirmatn" w:cs="Vazirmatn"/>
+                <w:sz w:val="21"/>
+                <w:szCs w:val="21"/>
+                <w:color w:val="2D2D2D"/>
+                <w:lang w:val="en-US" w:bidi="fa-IR"/>
+              </w:rPr>
+              <w:t xml:space="preserve"> </w:t>
+            </w:r>
+            <w:r>
+              <w:rPr>
+                <w:rFonts w:ascii="Vazirmatn" w:hAnsi="Vazirmatn" w:cs="Vazirmatn"/>
+                <w:sz w:val="21"/>
+                <w:szCs w:val="21"/>
+                <w:color w:val="2D2D2D"/>
+                <w:lang w:val="en-US" w:bidi="fa-IR"/>
+              </w:rPr>
+              <w:t>کادر</w:t>
+            </w:r>
+            <w:r>
+              <w:rPr>
+                <w:rFonts w:ascii="Vazirmatn" w:hAnsi="Vazirmatn" w:cs="Vazirmatn"/>
+                <w:sz w:val="21"/>
+                <w:szCs w:val="21"/>
+                <w:color w:val="2D2D2D"/>
+                <w:lang w:val="en-US" w:bidi="fa-IR"/>
+              </w:rPr>
+              <w:t xml:space="preserve"> </w:t>
+            </w:r>
+            <w:r>
+              <w:rPr>
+                <w:rFonts w:ascii="Vazirmatn" w:hAnsi="Vazirmatn" w:cs="Vazirmatn"/>
+                <w:sz w:val="21"/>
+                <w:szCs w:val="21"/>
+                <w:color w:val="2D2D2D"/>
+                <w:lang w:val="en-US" w:bidi="fa-IR"/>
+              </w:rPr>
+              <w:t>یادداشت</w:t>
+            </w:r>
+            <w:r>
+              <w:rPr>
+                <w:rFonts w:ascii="Vazirmatn" w:hAnsi="Vazirmatn" w:cs="Vazirmatn"/>
+                <w:sz w:val="21"/>
+                <w:szCs w:val="21"/>
+                <w:color w:val="2D2D2D"/>
+                <w:lang w:val="en-US" w:bidi="fa-IR"/>
+              </w:rPr>
+              <w:t xml:space="preserve"> </w:t>
+            </w:r>
+            <w:r>
+              <w:rPr>
+                <w:rFonts w:ascii="Vazirmatn" w:hAnsi="Vazirmatn" w:cs="Vazirmatn"/>
+                <w:sz w:val="21"/>
+                <w:szCs w:val="21"/>
+                <w:color w:val="2D2D2D"/>
+                <w:lang w:val="en-US" w:bidi="fa-IR"/>
+              </w:rPr>
+              <w:t>همراه</w:t>
+            </w:r>
+            <w:r>
+              <w:rPr>
+                <w:rFonts w:ascii="Vazirmatn" w:hAnsi="Vazirmatn" w:cs="Vazirmatn"/>
+                <w:sz w:val="21"/>
+                <w:szCs w:val="21"/>
+                <w:color w:val="2D2D2D"/>
+                <w:lang w:val="en-US" w:bidi="fa-IR"/>
+              </w:rPr>
+              <w:t xml:space="preserve"> </w:t>
+            </w:r>
+            <w:r>
+              <w:rPr>
+                <w:rFonts w:ascii="Vazirmatn" w:hAnsi="Vazirmatn" w:cs="Vazirmatn"/>
+                <w:sz w:val="21"/>
+                <w:szCs w:val="21"/>
+                <w:color w:val="2D2D2D"/>
+                <w:lang w:val="en-US" w:bidi="fa-IR"/>
+              </w:rPr>
+              <w:t>با</w:t>
+            </w:r>
+            <w:r>
+              <w:rPr>
+                <w:rFonts w:ascii="Vazirmatn" w:hAnsi="Vazirmatn" w:cs="Vazirmatn"/>
+                <w:sz w:val="21"/>
+                <w:szCs w:val="21"/>
+                <w:color w:val="2D2D2D"/>
+                <w:lang w:val="en-US" w:bidi="fa-IR"/>
+              </w:rPr>
+              <w:t xml:space="preserve"> </w:t>
+            </w:r>
+            <w:r>
+              <w:rPr>
+                <w:rFonts w:ascii="Vazirmatn" w:hAnsi="Vazirmatn" w:cs="Vazirmatn"/>
+                <w:sz w:val="21"/>
+                <w:szCs w:val="21"/>
+                <w:color w:val="2D2D2D"/>
+                <w:lang w:val="en-US" w:bidi="fa-IR"/>
+              </w:rPr>
+              <w:t>بلاک</w:t>
+            </w:r>
+            <w:r>
+              <w:rPr>
+                <w:rFonts w:ascii="Vazirmatn" w:hAnsi="Vazirmatn" w:cs="Vazirmatn"/>
+                <w:sz w:val="21"/>
+                <w:szCs w:val="21"/>
+                <w:color w:val="2D2D2D"/>
+                <w:lang w:val="en-US" w:bidi="fa-IR"/>
+              </w:rPr>
+              <w:t xml:space="preserve"> </w:t>
+            </w:r>
+            <w:r>
+              <w:rPr>
+                <w:rFonts w:ascii="Vazirmatn" w:hAnsi="Vazirmatn" w:cs="Vazirmatn"/>
+                <w:sz w:val="21"/>
+                <w:szCs w:val="21"/>
+                <w:color w:val="2D2D2D"/>
+                <w:lang w:val="en-US" w:bidi="fa-IR"/>
+              </w:rPr>
+              <w:t>کد</w:t>
+            </w:r>
+            <w:r>
+              <w:rPr>
+                <w:rFonts w:ascii="Vazirmatn" w:hAnsi="Vazirmatn" w:cs="Vazirmatn"/>
+                <w:sz w:val="21"/>
+                <w:szCs w:val="21"/>
+                <w:color w:val="2D2D2D"/>
+                <w:lang w:val="en-US" w:bidi="fa-IR"/>
+              </w:rPr>
+              <w:t xml:space="preserve"> </w:t>
+            </w:r>
+            <w:r>
+              <w:rPr>
+                <w:rFonts w:ascii="Vazirmatn" w:hAnsi="Vazirmatn" w:cs="Vazirmatn"/>
+                <w:sz w:val="21"/>
+                <w:szCs w:val="21"/>
+                <w:color w:val="2D2D2D"/>
+                <w:lang w:val="en-US" w:bidi="fa-IR"/>
+              </w:rPr>
+              <w:t>تو</w:t>
+            </w:r>
+            <w:r>
+              <w:rPr>
+                <w:rFonts w:ascii="Vazirmatn" w:hAnsi="Vazirmatn" w:cs="Vazirmatn"/>
+                <w:sz w:val="21"/>
+                <w:szCs w:val="21"/>
+                <w:color w:val="2D2D2D"/>
+                <w:lang w:val="en-US" w:bidi="fa-IR"/>
+              </w:rPr>
+              <w:t xml:space="preserve"> </w:t>
+            </w:r>
+            <w:r>
+              <w:rPr>
+                <w:rFonts w:ascii="Vazirmatn" w:hAnsi="Vazirmatn" w:cs="Vazirmatn"/>
+                <w:sz w:val="21"/>
+                <w:szCs w:val="21"/>
+                <w:color w:val="2D2D2D"/>
+                <w:lang w:val="en-US" w:bidi="fa-IR"/>
+              </w:rPr>
+              <w:t>در</w:t>
+            </w:r>
+            <w:r>
+              <w:rPr>
+                <w:rFonts w:ascii="Vazirmatn" w:hAnsi="Vazirmatn" w:cs="Vazirmatn"/>
+                <w:sz w:val="21"/>
+                <w:szCs w:val="21"/>
+                <w:color w:val="2D2D2D"/>
+                <w:lang w:val="en-US" w:bidi="fa-IR"/>
+              </w:rPr>
+              <w:t xml:space="preserve"> </w:t>
+            </w:r>
+            <w:r>
+              <w:rPr>
+                <w:rFonts w:ascii="Vazirmatn" w:hAnsi="Vazirmatn" w:cs="Vazirmatn"/>
+                <w:sz w:val="21"/>
+                <w:szCs w:val="21"/>
+                <w:color w:val="2D2D2D"/>
+                <w:lang w:val="en-US" w:bidi="fa-IR"/>
+              </w:rPr>
+              <w:t>تو:</w:t>
+            </w:r>
+          </w:p>
+          <w:tbl>
+            <w:tblPr>
+              <w:tblW w:type="pct" w:w="5000"/>
+              <w:tblLayout w:type="fixed"/>
+              <w:tblLook w:firstColumn="1" w:firstRow="1" w:lastColumn="0" w:lastRow="0" w:noHBand="0" w:noVBand="1" w:val="04A0"/>
+              <w:jc w:val="center"/>
+            </w:tblPr>
+            <w:tblGrid>
+              <w:gridCol w:w="9638"/>
+            </w:tblGrid>
+            <w:tr>
+              <w:tc>
+                <w:tcPr>
+                  <w:tcW w:type="dxa" w:w="9638"/>
+                  <w:shd w:val="clear" w:color="auto" w:fill="F6F8FA"/>
+                  <w:tcMar>
+                    <w:top w:w="120" w:type="dxa"/>
+                    <w:bottom w:w="120" w:type="dxa"/>
+                    <w:left w:w="160" w:type="dxa"/>
+                    <w:right w:w="160" w:type="dxa"/>
+                  </w:tcMar>
+                  <w:tcBorders>
+                    <w:top w:val="single" w:sz="4" w:space="0" w:color="D0D7DE"/>
+                    <w:bottom w:val="single" w:sz="4" w:space="0" w:color="D0D7DE"/>
+                    <w:left w:val="single" w:sz="4" w:space="0" w:color="D0D7DE"/>
+                    <w:right w:val="single" w:sz="4" w:space="0" w:color="D0D7DE"/>
+                  </w:tcBorders>
+                </w:tcPr>
+                <w:p>
+                  <w:pPr>
+                    <w:spacing w:before="0" w:after="0" w:line="276" w:lineRule="auto"/>
+                    <w:jc w:val="left"/>
+                  </w:pPr>
+                  <w:r>
+                    <w:rPr>
+                      <w:rFonts w:ascii="Courier New" w:hAnsi="Courier New" w:cs="Vazirmatn"/>
+                      <w:sz w:val="19"/>
+                      <w:szCs w:val="19"/>
+                      <w:b/>
+                      <w:bCs/>
+                      <w:color w:val="007020"/>
+                      <w:lang w:val="en-US" w:bidi="fa-IR"/>
+                    </w:rPr>
+                    <w:t>const</w:t>
+                  </w:r>
+                  <w:r>
+                    <w:rPr>
+                      <w:rFonts w:ascii="Courier New" w:hAnsi="Courier New" w:cs="Vazirmatn"/>
+                      <w:sz w:val="19"/>
+                      <w:szCs w:val="19"/>
+                      <w:color w:val="bbbbbb"/>
+                      <w:lang w:val="en-US" w:bidi="fa-IR"/>
+                    </w:rPr>
+                    <w:t xml:space="preserve"> </w:t>
+                  </w:r>
+                  <w:r>
+                    <w:rPr>
+                      <w:rFonts w:ascii="Courier New" w:hAnsi="Courier New" w:cs="Vazirmatn"/>
+                      <w:sz w:val="19"/>
+                      <w:szCs w:val="19"/>
+                      <w:color w:val="24292E"/>
+                      <w:lang w:val="en-US" w:bidi="fa-IR"/>
+                    </w:rPr>
+                    <w:t>isServiceHealthy</w:t>
+                  </w:r>
+                  <w:r>
+                    <w:rPr>
+                      <w:rFonts w:ascii="Courier New" w:hAnsi="Courier New" w:cs="Vazirmatn"/>
+                      <w:sz w:val="19"/>
+                      <w:szCs w:val="19"/>
+                      <w:color w:val="bbbbbb"/>
+                      <w:lang w:val="en-US" w:bidi="fa-IR"/>
+                    </w:rPr>
+                    <w:t xml:space="preserve"> </w:t>
+                  </w:r>
+                  <w:r>
+                    <w:rPr>
+                      <w:rFonts w:ascii="Courier New" w:hAnsi="Courier New" w:cs="Vazirmatn"/>
+                      <w:sz w:val="19"/>
+                      <w:szCs w:val="19"/>
+                      <w:color w:val="666666"/>
+                      <w:lang w:val="en-US" w:bidi="fa-IR"/>
+                    </w:rPr>
+                    <w:t>=</w:t>
+                  </w:r>
+                  <w:r>
+                    <w:rPr>
+                      <w:rFonts w:ascii="Courier New" w:hAnsi="Courier New" w:cs="Vazirmatn"/>
+                      <w:sz w:val="19"/>
+                      <w:szCs w:val="19"/>
+                      <w:color w:val="bbbbbb"/>
+                      <w:lang w:val="en-US" w:bidi="fa-IR"/>
+                    </w:rPr>
+                    <w:t xml:space="preserve"> </w:t>
+                  </w:r>
+                  <w:r>
+                    <w:rPr>
+                      <w:rFonts w:ascii="Courier New" w:hAnsi="Courier New" w:cs="Vazirmatn"/>
+                      <w:sz w:val="19"/>
+                      <w:szCs w:val="19"/>
+                      <w:color w:val="24292E"/>
+                      <w:lang w:val="en-US" w:bidi="fa-IR"/>
+                    </w:rPr>
+                    <w:t>(</w:t>
+                  </w:r>
+                  <w:r>
+                    <w:rPr>
+                      <w:rFonts w:ascii="Courier New" w:hAnsi="Courier New" w:cs="Vazirmatn"/>
+                      <w:sz w:val="19"/>
+                      <w:szCs w:val="19"/>
+                      <w:color w:val="24292E"/>
+                      <w:lang w:val="en-US" w:bidi="fa-IR"/>
+                    </w:rPr>
+                    <w:t>status</w:t>
+                  </w:r>
+                  <w:r>
+                    <w:rPr>
+                      <w:rFonts w:ascii="Courier New" w:hAnsi="Courier New" w:cs="Vazirmatn"/>
+                      <w:sz w:val="19"/>
+                      <w:szCs w:val="19"/>
+                      <w:color w:val="666666"/>
+                      <w:lang w:val="en-US" w:bidi="fa-IR"/>
+                    </w:rPr>
+                    <w:t>:</w:t>
+                  </w:r>
+                  <w:r>
+                    <w:rPr>
+                      <w:rFonts w:ascii="Courier New" w:hAnsi="Courier New" w:cs="Vazirmatn"/>
+                      <w:sz w:val="19"/>
+                      <w:szCs w:val="19"/>
+                      <w:color w:val="bbbbbb"/>
+                      <w:lang w:val="en-US" w:bidi="fa-IR"/>
+                    </w:rPr>
+                    <w:t xml:space="preserve"> </w:t>
+                  </w:r>
+                  <w:r>
+                    <w:rPr>
+                      <w:rFonts w:ascii="Courier New" w:hAnsi="Courier New" w:cs="Vazirmatn"/>
+                      <w:sz w:val="19"/>
+                      <w:szCs w:val="19"/>
+                      <w:color w:val="902000"/>
+                      <w:lang w:val="en-US" w:bidi="fa-IR"/>
+                    </w:rPr>
+                    <w:t>number</w:t>
+                  </w:r>
+                  <w:r>
+                    <w:rPr>
+                      <w:rFonts w:ascii="Courier New" w:hAnsi="Courier New" w:cs="Vazirmatn"/>
+                      <w:sz w:val="19"/>
+                      <w:szCs w:val="19"/>
+                      <w:color w:val="24292E"/>
+                      <w:lang w:val="en-US" w:bidi="fa-IR"/>
+                    </w:rPr>
+                    <w:t>)</w:t>
+                  </w:r>
+                  <w:r>
+                    <w:rPr>
+                      <w:rFonts w:ascii="Courier New" w:hAnsi="Courier New" w:cs="Vazirmatn"/>
+                      <w:sz w:val="19"/>
+                      <w:szCs w:val="19"/>
+                      <w:color w:val="666666"/>
+                      <w:lang w:val="en-US" w:bidi="fa-IR"/>
+                    </w:rPr>
+                    <w:t>:</w:t>
+                  </w:r>
+                  <w:r>
+                    <w:rPr>
+                      <w:rFonts w:ascii="Courier New" w:hAnsi="Courier New" w:cs="Vazirmatn"/>
+                      <w:sz w:val="19"/>
+                      <w:szCs w:val="19"/>
+                      <w:color w:val="bbbbbb"/>
+                      <w:lang w:val="en-US" w:bidi="fa-IR"/>
+                    </w:rPr>
+                    <w:t xml:space="preserve"> </w:t>
+                  </w:r>
+                  <w:r>
+                    <w:rPr>
+                      <w:rFonts w:ascii="Courier New" w:hAnsi="Courier New" w:cs="Vazirmatn"/>
+                      <w:sz w:val="19"/>
+                      <w:szCs w:val="19"/>
+                      <w:color w:val="902000"/>
+                      <w:lang w:val="en-US" w:bidi="fa-IR"/>
+                    </w:rPr>
+                    <w:t>boolean</w:t>
+                  </w:r>
+                  <w:r>
+                    <w:rPr>
+                      <w:rFonts w:ascii="Courier New" w:hAnsi="Courier New" w:cs="Vazirmatn"/>
+                      <w:sz w:val="19"/>
+                      <w:szCs w:val="19"/>
+                      <w:color w:val="bbbbbb"/>
+                      <w:lang w:val="en-US" w:bidi="fa-IR"/>
+                    </w:rPr>
+                    <w:t xml:space="preserve"> </w:t>
+                  </w:r>
+                  <w:r>
+                    <w:rPr>
+                      <w:rFonts w:ascii="Courier New" w:hAnsi="Courier New" w:cs="Vazirmatn"/>
+                      <w:sz w:val="19"/>
+                      <w:szCs w:val="19"/>
+                      <w:color w:val="24292E"/>
+                      <w:lang w:val="en-US" w:bidi="fa-IR"/>
+                    </w:rPr>
+                    <w:t>=&gt;</w:t>
+                  </w:r>
+                  <w:r>
+                    <w:rPr>
+                      <w:rFonts w:ascii="Courier New" w:hAnsi="Courier New" w:cs="Vazirmatn"/>
+                      <w:sz w:val="19"/>
+                      <w:szCs w:val="19"/>
+                      <w:color w:val="bbbbbb"/>
+                      <w:lang w:val="en-US" w:bidi="fa-IR"/>
+                    </w:rPr>
+                    <w:t xml:space="preserve"> </w:t>
+                  </w:r>
+                  <w:r>
+                    <w:rPr>
+                      <w:rFonts w:ascii="Courier New" w:hAnsi="Courier New" w:cs="Vazirmatn"/>
+                      <w:sz w:val="19"/>
+                      <w:szCs w:val="19"/>
+                      <w:color w:val="24292E"/>
+                      <w:lang w:val="en-US" w:bidi="fa-IR"/>
+                    </w:rPr>
+                    <w:t>status</w:t>
+                  </w:r>
+                  <w:r>
+                    <w:rPr>
+                      <w:rFonts w:ascii="Courier New" w:hAnsi="Courier New" w:cs="Vazirmatn"/>
+                      <w:sz w:val="19"/>
+                      <w:szCs w:val="19"/>
+                      <w:color w:val="bbbbbb"/>
+                      <w:lang w:val="en-US" w:bidi="fa-IR"/>
+                    </w:rPr>
+                    <w:t xml:space="preserve"> </w:t>
+                  </w:r>
+                  <w:r>
+                    <w:rPr>
+                      <w:rFonts w:ascii="Courier New" w:hAnsi="Courier New" w:cs="Vazirmatn"/>
+                      <w:sz w:val="19"/>
+                      <w:szCs w:val="19"/>
+                      <w:color w:val="666666"/>
+                      <w:lang w:val="en-US" w:bidi="fa-IR"/>
+                    </w:rPr>
+                    <w:t>===</w:t>
+                  </w:r>
+                  <w:r>
+                    <w:rPr>
+                      <w:rFonts w:ascii="Courier New" w:hAnsi="Courier New" w:cs="Vazirmatn"/>
+                      <w:sz w:val="19"/>
+                      <w:szCs w:val="19"/>
+                      <w:color w:val="bbbbbb"/>
+                      <w:lang w:val="en-US" w:bidi="fa-IR"/>
+                    </w:rPr>
+                    <w:t xml:space="preserve"> </w:t>
+                  </w:r>
+                  <w:r>
+                    <w:rPr>
+                      <w:rFonts w:ascii="Courier New" w:hAnsi="Courier New" w:cs="Vazirmatn"/>
+                      <w:sz w:val="19"/>
+                      <w:szCs w:val="19"/>
+                      <w:color w:val="40a070"/>
+                      <w:lang w:val="en-US" w:bidi="fa-IR"/>
+                    </w:rPr>
+                    <w:t>200</w:t>
+                  </w:r>
+                  <w:r>
+                    <w:rPr>
+                      <w:rFonts w:ascii="Courier New" w:hAnsi="Courier New" w:cs="Vazirmatn"/>
+                      <w:sz w:val="19"/>
+                      <w:szCs w:val="19"/>
+                      <w:color w:val="24292E"/>
+                      <w:lang w:val="en-US" w:bidi="fa-IR"/>
+                    </w:rPr>
+                    <w:t>;</w:t>
+                  </w:r>
+                </w:p>
+              </w:tc>
+            </w:tr>
+          </w:tbl>
+          <w:p/>
+        </w:tc>
+      </w:tr>
+    </w:tbl>
+    <w:p>
+      <w:pPr>
+        <w:spacing w:before="0" w:after="120"/>
+      </w:pPr>
+      <w:r/>
+    </w:p>
     <w:sectPr>
       <w:pgSz w:w="11906" w:h="16838"/>
       <w:pgMar w:top="1134" w:right="1134" w:bottom="1134" w:left="1134" w:header="720" w:footer="720" w:gutter="0"/>
@@ -5481,7 +6085,7 @@
       <w:jc w:val="both"/>
     </w:pPr>
     <w:rPr>
-      <w:rFonts w:ascii="Vazirmatn" w:hAnsi="Vazirmatn" w:cs="Vazirmatn"/>
+      <w:rFonts w:ascii="Segoe UI" w:hAnsi="Segoe UI" w:cs="Vazirmatn"/>
       <w:sz w:val="22"/>
       <w:szCs w:val="22"/>
       <w:lang w:val="en-US" w:bidi="fa-IR"/>

--- a/tests/fixtures/comprehensive_markdown.docx
+++ b/tests/fixtures/comprehensive_markdown.docx
@@ -10,13 +10,13 @@
         <w:bidiVisual/>
       </w:tblPr>
       <w:tblGrid>
-        <w:gridCol w:w="936"/>
-        <w:gridCol w:w="8702"/>
+        <w:gridCol w:w="1200"/>
+        <w:gridCol w:w="8438"/>
       </w:tblGrid>
       <w:tr>
         <w:tc>
           <w:tcPr>
-            <w:tcW w:type="dxa" w:w="936"/>
+            <w:tcW w:type="dxa" w:w="1200"/>
             <w:shd w:val="clear" w:color="auto" w:fill="6B2FA0"/>
             <w:tcMar>
               <w:top w:w="80" w:type="dxa"/>
@@ -34,6 +34,8 @@
           <w:p>
             <w:pPr>
               <w:jc w:val="center"/>
+              <w:keepNext/>
+              <w:keepLines/>
             </w:pPr>
             <w:r>
               <w:rPr>
@@ -44,7 +46,7 @@
                 <w:bCs/>
                 <w:color w:val="FFFFFF"/>
                 <w:lang w:val="en-US" w:bidi="fa-IR"/>
-                <w:rtl/>
+                <w:rtl w:val="1"/>
               </w:rPr>
               <w:t>۱.۰</w:t>
             </w:r>
@@ -52,7 +54,7 @@
         </w:tc>
         <w:tc>
           <w:tcPr>
-            <w:tcW w:type="dxa" w:w="8702"/>
+            <w:tcW w:type="dxa" w:w="8438"/>
             <w:tcMar>
               <w:top w:w="80" w:type="dxa"/>
               <w:bottom w:w="80" w:type="dxa"/>
@@ -68,8 +70,10 @@
           </w:tcPr>
           <w:p>
             <w:pPr>
-              <w:bidi/>
+              <w:bidi w:val="1"/>
               <w:jc w:val="start"/>
+              <w:keepNext/>
+              <w:keepLines/>
             </w:pPr>
             <w:r>
               <w:rPr>
@@ -90,12 +94,13 @@
     <w:p>
       <w:pPr>
         <w:spacing w:before="0" w:after="120"/>
+        <w:keepNext/>
       </w:pPr>
       <w:r/>
     </w:p>
     <w:p>
       <w:pPr>
-        <w:bidi/>
+        <w:bidi w:val="1"/>
         <w:spacing w:line="336" w:lineRule="auto" w:after="120"/>
         <w:jc w:val="both"/>
       </w:pPr>
@@ -226,6 +231,7 @@
           <w:szCs w:val="22"/>
           <w:color w:val="2D2D2D"/>
           <w:lang w:val="en-US" w:bidi="fa-IR"/>
+          <w:rtl w:val="0"/>
         </w:rPr>
         <w:t>SQL</w:t>
       </w:r>
@@ -246,6 +252,7 @@
           <w:szCs w:val="22"/>
           <w:color w:val="2D2D2D"/>
           <w:lang w:val="en-US" w:bidi="fa-IR"/>
+          <w:rtl w:val="0"/>
         </w:rPr>
         <w:t>Server</w:t>
       </w:r>
@@ -286,6 +293,7 @@
           <w:szCs w:val="22"/>
           <w:color w:val="2D2D2D"/>
           <w:lang w:val="en-US" w:bidi="fa-IR"/>
+          <w:rtl w:val="0"/>
         </w:rPr>
         <w:t>Docker</w:t>
       </w:r>
@@ -306,6 +314,7 @@
           <w:szCs w:val="22"/>
           <w:color w:val="2D2D2D"/>
           <w:lang w:val="en-US" w:bidi="fa-IR"/>
+          <w:rtl w:val="0"/>
         </w:rPr>
         <w:t>Engine</w:t>
       </w:r>
@@ -366,6 +375,7 @@
           <w:szCs w:val="22"/>
           <w:color w:val="2D2D2D"/>
           <w:lang w:val="en-US" w:bidi="fa-IR"/>
+          <w:rtl w:val="0"/>
         </w:rPr>
         <w:t>BiDi.</w:t>
       </w:r>
@@ -378,13 +388,13 @@
         <w:bidiVisual/>
       </w:tblPr>
       <w:tblGrid>
-        <w:gridCol w:w="936"/>
-        <w:gridCol w:w="8702"/>
+        <w:gridCol w:w="1200"/>
+        <w:gridCol w:w="8438"/>
       </w:tblGrid>
       <w:tr>
         <w:tc>
           <w:tcPr>
-            <w:tcW w:type="dxa" w:w="936"/>
+            <w:tcW w:type="dxa" w:w="1200"/>
             <w:shd w:val="clear" w:color="auto" w:fill="6B2FA0"/>
             <w:tcMar>
               <w:top w:w="80" w:type="dxa"/>
@@ -402,6 +412,8 @@
           <w:p>
             <w:pPr>
               <w:jc w:val="center"/>
+              <w:keepNext/>
+              <w:keepLines/>
             </w:pPr>
             <w:r>
               <w:rPr>
@@ -412,7 +424,7 @@
                 <w:bCs/>
                 <w:color w:val="FFFFFF"/>
                 <w:lang w:val="en-US" w:bidi="fa-IR"/>
-                <w:rtl/>
+                <w:rtl w:val="1"/>
               </w:rPr>
               <w:t>۱.۱</w:t>
             </w:r>
@@ -420,7 +432,7 @@
         </w:tc>
         <w:tc>
           <w:tcPr>
-            <w:tcW w:type="dxa" w:w="8702"/>
+            <w:tcW w:type="dxa" w:w="8438"/>
             <w:tcMar>
               <w:top w:w="80" w:type="dxa"/>
               <w:bottom w:w="80" w:type="dxa"/>
@@ -436,8 +448,10 @@
           </w:tcPr>
           <w:p>
             <w:pPr>
-              <w:bidi/>
+              <w:bidi w:val="1"/>
               <w:jc w:val="start"/>
+              <w:keepNext/>
+              <w:keepLines/>
             </w:pPr>
             <w:r>
               <w:rPr>
@@ -458,12 +472,13 @@
     <w:p>
       <w:pPr>
         <w:spacing w:before="0" w:after="120"/>
+        <w:keepNext/>
       </w:pPr>
       <w:r/>
     </w:p>
     <w:p>
       <w:pPr>
-        <w:bidi/>
+        <w:bidi w:val="1"/>
         <w:spacing w:line="336" w:lineRule="auto" w:after="120"/>
         <w:jc w:val="both"/>
       </w:pPr>
@@ -560,7 +575,7 @@
     </w:p>
     <w:p>
       <w:pPr>
-        <w:bidi/>
+        <w:bidi w:val="1"/>
         <w:spacing w:after="40"/>
         <w:ind w:right="360"/>
         <w:jc w:val="start"/>
@@ -671,13 +686,14 @@
           <w:bCs/>
           <w:color w:val="2D2D2D"/>
           <w:lang w:val="en-US" w:bidi="fa-IR"/>
+          <w:rtl w:val="0"/>
         </w:rPr>
         <w:t>(Bold)</w:t>
       </w:r>
     </w:p>
     <w:p>
       <w:pPr>
-        <w:bidi/>
+        <w:bidi w:val="1"/>
         <w:spacing w:after="40"/>
         <w:ind w:right="360"/>
         <w:jc w:val="start"/>
@@ -788,13 +804,14 @@
           <w:iCs/>
           <w:color w:val="2D2D2D"/>
           <w:lang w:val="en-US" w:bidi="fa-IR"/>
+          <w:rtl w:val="0"/>
         </w:rPr>
         <w:t>(Italic)</w:t>
       </w:r>
     </w:p>
     <w:p>
       <w:pPr>
-        <w:bidi/>
+        <w:bidi w:val="1"/>
         <w:spacing w:after="40"/>
         <w:ind w:right="360"/>
         <w:jc w:val="start"/>
@@ -957,6 +974,7 @@
           <w:iCs/>
           <w:color w:val="2D2D2D"/>
           <w:lang w:val="en-US" w:bidi="fa-IR"/>
+          <w:rtl w:val="0"/>
         </w:rPr>
         <w:t>Bold</w:t>
       </w:r>
@@ -985,6 +1003,7 @@
           <w:iCs/>
           <w:color w:val="2D2D2D"/>
           <w:lang w:val="en-US" w:bidi="fa-IR"/>
+          <w:rtl w:val="0"/>
         </w:rPr>
         <w:t>Italic</w:t>
       </w:r>
@@ -1005,7 +1024,7 @@
     </w:p>
     <w:p>
       <w:pPr>
-        <w:bidi/>
+        <w:bidi w:val="1"/>
         <w:spacing w:after="40"/>
         <w:ind w:right="360"/>
         <w:jc w:val="start"/>
@@ -1089,13 +1108,14 @@
           <w:strike/>
           <w:color w:val="2D2D2D"/>
           <w:lang w:val="en-US" w:bidi="fa-IR"/>
+          <w:rtl w:val="0"/>
         </w:rPr>
         <w:t>(Strikeout)</w:t>
       </w:r>
     </w:p>
     <w:p>
       <w:pPr>
-        <w:bidi/>
+        <w:bidi w:val="1"/>
         <w:spacing w:after="40"/>
         <w:ind w:right="360"/>
         <w:jc w:val="start"/>
@@ -1244,7 +1264,7 @@
     </w:p>
     <w:p>
       <w:pPr>
-        <w:bidi/>
+        <w:bidi w:val="1"/>
         <w:spacing w:after="40"/>
         <w:ind w:right="360"/>
         <w:jc w:val="start"/>
@@ -1305,6 +1325,7 @@
           <w:szCs w:val="21"/>
           <w:color w:val="2D2D2D"/>
           <w:lang w:val="en-US" w:bidi="fa-IR"/>
+          <w:rtl w:val="0"/>
         </w:rPr>
         <w:t>const port = 8080;</w:t>
       </w:r>
@@ -1377,13 +1398,13 @@
         <w:bidiVisual/>
       </w:tblPr>
       <w:tblGrid>
-        <w:gridCol w:w="936"/>
-        <w:gridCol w:w="8702"/>
+        <w:gridCol w:w="1216"/>
+        <w:gridCol w:w="8422"/>
       </w:tblGrid>
       <w:tr>
         <w:tc>
           <w:tcPr>
-            <w:tcW w:type="dxa" w:w="936"/>
+            <w:tcW w:type="dxa" w:w="1216"/>
             <w:shd w:val="clear" w:color="auto" w:fill="6B2FA0"/>
             <w:tcMar>
               <w:top w:w="80" w:type="dxa"/>
@@ -1401,6 +1422,8 @@
           <w:p>
             <w:pPr>
               <w:jc w:val="center"/>
+              <w:keepNext/>
+              <w:keepLines/>
             </w:pPr>
             <w:r>
               <w:rPr>
@@ -1411,7 +1434,7 @@
                 <w:bCs/>
                 <w:color w:val="FFFFFF"/>
                 <w:lang w:val="en-US" w:bidi="fa-IR"/>
-                <w:rtl/>
+                <w:rtl w:val="1"/>
               </w:rPr>
               <w:t>۱.۱.۱</w:t>
             </w:r>
@@ -1419,7 +1442,7 @@
         </w:tc>
         <w:tc>
           <w:tcPr>
-            <w:tcW w:type="dxa" w:w="8702"/>
+            <w:tcW w:type="dxa" w:w="8422"/>
             <w:tcMar>
               <w:top w:w="80" w:type="dxa"/>
               <w:bottom w:w="80" w:type="dxa"/>
@@ -1435,8 +1458,10 @@
           </w:tcPr>
           <w:p>
             <w:pPr>
-              <w:bidi/>
+              <w:bidi w:val="1"/>
               <w:jc w:val="start"/>
+              <w:keepNext/>
+              <w:keepLines/>
             </w:pPr>
             <w:r>
               <w:rPr>
@@ -1457,12 +1482,13 @@
     <w:p>
       <w:pPr>
         <w:spacing w:before="0" w:after="120"/>
+        <w:keepNext/>
       </w:pPr>
       <w:r/>
     </w:p>
     <w:p>
       <w:pPr>
-        <w:bidi/>
+        <w:bidi w:val="1"/>
         <w:spacing w:line="336" w:lineRule="auto" w:after="120"/>
         <w:jc w:val="both"/>
       </w:pPr>
@@ -1506,36 +1532,38 @@
         </w:rPr>
         <w:t xml:space="preserve"> </w:t>
       </w:r>
-      <w:r>
-        <w:rPr>
-          <w:rFonts w:ascii="Vazirmatn" w:hAnsi="Vazirmatn" w:cs="Vazirmatn"/>
-          <w:sz w:val="22"/>
-          <w:szCs w:val="22"/>
-          <w:color w:val="2D2D2D"/>
-          <w:lang w:val="en-US" w:bidi="fa-IR"/>
-        </w:rPr>
-        <w:t>پیوند</w:t>
-      </w:r>
-      <w:r>
-        <w:rPr>
-          <w:rFonts w:ascii="Vazirmatn" w:hAnsi="Vazirmatn" w:cs="Vazirmatn"/>
-          <w:sz w:val="22"/>
-          <w:szCs w:val="22"/>
-          <w:color w:val="2D2D2D"/>
-          <w:lang w:val="en-US" w:bidi="fa-IR"/>
-        </w:rPr>
-        <w:t xml:space="preserve"> </w:t>
-      </w:r>
-      <w:r>
-        <w:rPr>
-          <w:rFonts w:ascii="Vazirmatn" w:hAnsi="Vazirmatn" w:cs="Vazirmatn"/>
-          <w:sz w:val="22"/>
-          <w:szCs w:val="22"/>
-          <w:color w:val="2D2D2D"/>
-          <w:lang w:val="en-US" w:bidi="fa-IR"/>
-        </w:rPr>
-        <w:t>وب</w:t>
-      </w:r>
+      <w:hyperlink r:id="rId9">
+        <w:r>
+          <w:rPr>
+            <w:rFonts w:ascii="Vazirmatn" w:hAnsi="Vazirmatn" w:cs="Vazirmatn"/>
+            <w:sz w:val="22"/>
+            <w:szCs w:val="22"/>
+            <w:color w:val="0563C1"/>
+            <w:lang w:val="en-US" w:bidi="fa-IR"/>
+          </w:rPr>
+          <w:t>پیوند</w:t>
+        </w:r>
+        <w:r>
+          <w:rPr>
+            <w:rFonts w:ascii="Vazirmatn" w:hAnsi="Vazirmatn" w:cs="Vazirmatn"/>
+            <w:sz w:val="22"/>
+            <w:szCs w:val="22"/>
+            <w:color w:val="0563C1"/>
+            <w:lang w:val="en-US" w:bidi="fa-IR"/>
+          </w:rPr>
+          <w:t xml:space="preserve"> </w:t>
+        </w:r>
+        <w:r>
+          <w:rPr>
+            <w:rFonts w:ascii="Vazirmatn" w:hAnsi="Vazirmatn" w:cs="Vazirmatn"/>
+            <w:sz w:val="22"/>
+            <w:szCs w:val="22"/>
+            <w:color w:val="0563C1"/>
+            <w:lang w:val="en-US" w:bidi="fa-IR"/>
+          </w:rPr>
+          <w:t>وب</w:t>
+        </w:r>
+      </w:hyperlink>
       <w:r>
         <w:rPr>
           <w:rFonts w:ascii="Vazirmatn" w:hAnsi="Vazirmatn" w:cs="Vazirmatn"/>
@@ -1559,7 +1587,7 @@
     </w:p>
     <w:p>
       <w:pPr>
-        <w:bidi/>
+        <w:bidi w:val="1"/>
         <w:spacing w:line="336" w:lineRule="auto" w:after="120"/>
         <w:jc w:val="both"/>
       </w:pPr>
@@ -1699,7 +1727,7 @@
                     <pic:cNvPicPr/>
                   </pic:nvPicPr>
                   <pic:blipFill>
-                    <a:blip r:embed="rId9"/>
+                    <a:blip r:embed="rId10"/>
                     <a:stretch>
                       <a:fillRect/>
                     </a:stretch>
@@ -1780,7 +1808,7 @@
     </w:p>
     <w:p>
       <w:pPr>
-        <w:bidi/>
+        <w:bidi w:val="1"/>
         <w:spacing w:line="336" w:lineRule="auto" w:after="120"/>
         <w:jc w:val="both"/>
       </w:pPr>
@@ -1824,44 +1852,46 @@
         </w:rPr>
         <w:t xml:space="preserve"> </w:t>
       </w:r>
-      <w:r>
-        <w:drawing>
-          <wp:inline xmlns:a="http://schemas.openxmlformats.org/drawingml/2006/main" xmlns:pic="http://schemas.openxmlformats.org/drawingml/2006/picture">
-            <wp:extent cx="3031366" cy="1371600"/>
-            <wp:docPr id="2" name="Picture 2" descr="لوگوی کلیک‌خور" title="لوگوی کلیک‌خور"/>
-            <wp:cNvGraphicFramePr>
-              <a:graphicFrameLocks noChangeAspect="1"/>
-            </wp:cNvGraphicFramePr>
-            <a:graphic>
-              <a:graphicData uri="http://schemas.openxmlformats.org/drawingml/2006/picture">
-                <pic:pic>
-                  <pic:nvPicPr>
-                    <pic:cNvPr id="0" name="image.png"/>
-                    <pic:cNvPicPr/>
-                  </pic:nvPicPr>
-                  <pic:blipFill>
-                    <a:blip r:embed="rId9"/>
-                    <a:stretch>
-                      <a:fillRect/>
-                    </a:stretch>
-                  </pic:blipFill>
-                  <pic:spPr>
-                    <a:xfrm>
-                      <a:off x="0" y="0"/>
-                      <a:ext cx="3031366" cy="1371600"/>
-                    </a:xfrm>
-                    <a:prstGeom prst="rect"/>
-                  </pic:spPr>
-                </pic:pic>
-              </a:graphicData>
-            </a:graphic>
-          </wp:inline>
-        </w:drawing>
-      </w:r>
+      <w:hyperlink r:id="rId9">
+        <w:r>
+          <w:drawing>
+            <wp:inline xmlns:a="http://schemas.openxmlformats.org/drawingml/2006/main" xmlns:pic="http://schemas.openxmlformats.org/drawingml/2006/picture">
+              <wp:extent cx="3031366" cy="1371600"/>
+              <wp:docPr id="2" name="Picture 2" descr="لوگوی کلیک‌خور" title="لوگوی کلیک‌خور"/>
+              <wp:cNvGraphicFramePr>
+                <a:graphicFrameLocks noChangeAspect="1"/>
+              </wp:cNvGraphicFramePr>
+              <a:graphic>
+                <a:graphicData uri="http://schemas.openxmlformats.org/drawingml/2006/picture">
+                  <pic:pic>
+                    <pic:nvPicPr>
+                      <pic:cNvPr id="0" name="image.png"/>
+                      <pic:cNvPicPr/>
+                    </pic:nvPicPr>
+                    <pic:blipFill>
+                      <a:blip r:embed="rId10"/>
+                      <a:stretch>
+                        <a:fillRect/>
+                      </a:stretch>
+                    </pic:blipFill>
+                    <pic:spPr>
+                      <a:xfrm>
+                        <a:off x="0" y="0"/>
+                        <a:ext cx="3031366" cy="1371600"/>
+                      </a:xfrm>
+                      <a:prstGeom prst="rect"/>
+                    </pic:spPr>
+                  </pic:pic>
+                </a:graphicData>
+              </a:graphic>
+            </wp:inline>
+          </w:drawing>
+        </w:r>
+      </w:hyperlink>
     </w:p>
     <w:p>
       <w:pPr>
-        <w:bidi/>
+        <w:bidi w:val="1"/>
         <w:spacing w:line="336" w:lineRule="auto" w:after="120"/>
         <w:jc w:val="both"/>
       </w:pPr>
@@ -1961,7 +1991,7 @@
                     <pic:cNvPicPr/>
                   </pic:nvPicPr>
                   <pic:blipFill>
-                    <a:blip r:embed="rId10"/>
+                    <a:blip r:embed="rId11"/>
                     <a:stretch>
                       <a:fillRect/>
                     </a:stretch>
@@ -1988,13 +2018,13 @@
         <w:bidiVisual/>
       </w:tblPr>
       <w:tblGrid>
-        <w:gridCol w:w="936"/>
-        <w:gridCol w:w="8702"/>
+        <w:gridCol w:w="1590"/>
+        <w:gridCol w:w="8048"/>
       </w:tblGrid>
       <w:tr>
         <w:tc>
           <w:tcPr>
-            <w:tcW w:type="dxa" w:w="936"/>
+            <w:tcW w:type="dxa" w:w="1590"/>
             <w:shd w:val="clear" w:color="auto" w:fill="6B2FA0"/>
             <w:tcMar>
               <w:top w:w="80" w:type="dxa"/>
@@ -2012,6 +2042,8 @@
           <w:p>
             <w:pPr>
               <w:jc w:val="center"/>
+              <w:keepNext/>
+              <w:keepLines/>
             </w:pPr>
             <w:r>
               <w:rPr>
@@ -2022,7 +2054,7 @@
                 <w:bCs/>
                 <w:color w:val="FFFFFF"/>
                 <w:lang w:val="en-US" w:bidi="fa-IR"/>
-                <w:rtl/>
+                <w:rtl w:val="1"/>
               </w:rPr>
               <w:t>۱.۱.۱.۱</w:t>
             </w:r>
@@ -2030,7 +2062,7 @@
         </w:tc>
         <w:tc>
           <w:tcPr>
-            <w:tcW w:type="dxa" w:w="8702"/>
+            <w:tcW w:type="dxa" w:w="8048"/>
             <w:tcMar>
               <w:top w:w="80" w:type="dxa"/>
               <w:bottom w:w="80" w:type="dxa"/>
@@ -2046,8 +2078,10 @@
           </w:tcPr>
           <w:p>
             <w:pPr>
-              <w:bidi/>
+              <w:bidi w:val="1"/>
               <w:jc w:val="start"/>
+              <w:keepNext/>
+              <w:keepLines/>
             </w:pPr>
             <w:r>
               <w:rPr>
@@ -2068,12 +2102,13 @@
     <w:p>
       <w:pPr>
         <w:spacing w:before="0" w:after="120"/>
+        <w:keepNext/>
       </w:pPr>
       <w:r/>
     </w:p>
     <w:p>
       <w:pPr>
-        <w:bidi/>
+        <w:bidi w:val="1"/>
         <w:spacing w:after="40"/>
         <w:ind w:right="360"/>
         <w:jc w:val="start"/>
@@ -2160,7 +2195,7 @@
     </w:p>
     <w:p>
       <w:pPr>
-        <w:bidi/>
+        <w:bidi w:val="1"/>
         <w:spacing w:after="40"/>
         <w:ind w:right="720"/>
         <w:jc w:val="start"/>
@@ -2227,7 +2262,7 @@
     </w:p>
     <w:p>
       <w:pPr>
-        <w:bidi/>
+        <w:bidi w:val="1"/>
         <w:spacing w:after="40"/>
         <w:ind w:right="720"/>
         <w:jc w:val="start"/>
@@ -2274,7 +2309,7 @@
     </w:p>
     <w:p>
       <w:pPr>
-        <w:bidi/>
+        <w:bidi w:val="1"/>
         <w:spacing w:after="40"/>
         <w:ind w:right="360"/>
         <w:jc w:val="start"/>
@@ -2381,7 +2416,7 @@
     </w:p>
     <w:p>
       <w:pPr>
-        <w:bidi/>
+        <w:bidi w:val="1"/>
         <w:spacing w:after="40"/>
         <w:ind w:right="720"/>
         <w:jc w:val="start"/>
@@ -2442,13 +2477,14 @@
           <w:szCs w:val="21"/>
           <w:color w:val="2D2D2D"/>
           <w:lang w:val="en-US" w:bidi="fa-IR"/>
+          <w:rtl w:val="0"/>
         </w:rPr>
         <w:t>ProductionDB</w:t>
       </w:r>
     </w:p>
     <w:p>
       <w:pPr>
-        <w:bidi/>
+        <w:bidi w:val="1"/>
         <w:spacing w:after="40"/>
         <w:ind w:right="720"/>
         <w:jc w:val="start"/>
@@ -2521,13 +2557,13 @@
         <w:bidiVisual/>
       </w:tblPr>
       <w:tblGrid>
-        <w:gridCol w:w="936"/>
-        <w:gridCol w:w="8702"/>
+        <w:gridCol w:w="1964"/>
+        <w:gridCol w:w="7674"/>
       </w:tblGrid>
       <w:tr>
         <w:tc>
           <w:tcPr>
-            <w:tcW w:type="dxa" w:w="936"/>
+            <w:tcW w:type="dxa" w:w="1964"/>
             <w:shd w:val="clear" w:color="auto" w:fill="6B2FA0"/>
             <w:tcMar>
               <w:top w:w="80" w:type="dxa"/>
@@ -2545,6 +2581,8 @@
           <w:p>
             <w:pPr>
               <w:jc w:val="center"/>
+              <w:keepNext/>
+              <w:keepLines/>
             </w:pPr>
             <w:r>
               <w:rPr>
@@ -2555,7 +2593,7 @@
                 <w:bCs/>
                 <w:color w:val="FFFFFF"/>
                 <w:lang w:val="en-US" w:bidi="fa-IR"/>
-                <w:rtl/>
+                <w:rtl w:val="1"/>
               </w:rPr>
               <w:t>۱.۱.۱.۱.۱</w:t>
             </w:r>
@@ -2563,7 +2601,7 @@
         </w:tc>
         <w:tc>
           <w:tcPr>
-            <w:tcW w:type="dxa" w:w="8702"/>
+            <w:tcW w:type="dxa" w:w="7674"/>
             <w:tcMar>
               <w:top w:w="80" w:type="dxa"/>
               <w:bottom w:w="80" w:type="dxa"/>
@@ -2579,8 +2617,10 @@
           </w:tcPr>
           <w:p>
             <w:pPr>
-              <w:bidi/>
+              <w:bidi w:val="1"/>
               <w:jc w:val="start"/>
+              <w:keepNext/>
+              <w:keepLines/>
             </w:pPr>
             <w:r>
               <w:rPr>
@@ -2601,12 +2641,13 @@
     <w:p>
       <w:pPr>
         <w:spacing w:before="0" w:after="120"/>
+        <w:keepNext/>
       </w:pPr>
       <w:r/>
     </w:p>
     <w:p>
       <w:pPr>
-        <w:bidi/>
+        <w:bidi w:val="1"/>
         <w:spacing w:line="336" w:lineRule="auto" w:after="120"/>
         <w:jc w:val="both"/>
         <w:pBdr>
@@ -2707,7 +2748,7 @@
     </w:p>
     <w:p>
       <w:pPr>
-        <w:bidi/>
+        <w:bidi w:val="1"/>
         <w:spacing w:line="336" w:lineRule="auto" w:after="120"/>
         <w:jc w:val="both"/>
         <w:pBdr>
@@ -2888,7 +2929,7 @@
     </w:p>
     <w:p>
       <w:pPr>
-        <w:bidi/>
+        <w:bidi w:val="1"/>
         <w:spacing w:before="120" w:after="40"/>
         <w:jc w:val="start"/>
       </w:pPr>
@@ -2931,7 +2972,7 @@
     </w:p>
     <w:p>
       <w:pPr>
-        <w:bidi/>
+        <w:bidi w:val="1"/>
         <w:spacing w:after="80"/>
         <w:ind w:right="432"/>
         <w:jc w:val="both"/>
@@ -3055,13 +3096,13 @@
         <w:bidiVisual/>
       </w:tblPr>
       <w:tblGrid>
-        <w:gridCol w:w="936"/>
-        <w:gridCol w:w="8702"/>
+        <w:gridCol w:w="2339"/>
+        <w:gridCol w:w="7299"/>
       </w:tblGrid>
       <w:tr>
         <w:tc>
           <w:tcPr>
-            <w:tcW w:type="dxa" w:w="936"/>
+            <w:tcW w:type="dxa" w:w="2339"/>
             <w:shd w:val="clear" w:color="auto" w:fill="6B2FA0"/>
             <w:tcMar>
               <w:top w:w="80" w:type="dxa"/>
@@ -3079,6 +3120,8 @@
           <w:p>
             <w:pPr>
               <w:jc w:val="center"/>
+              <w:keepNext/>
+              <w:keepLines/>
             </w:pPr>
             <w:r>
               <w:rPr>
@@ -3089,7 +3132,7 @@
                 <w:bCs/>
                 <w:color w:val="FFFFFF"/>
                 <w:lang w:val="en-US" w:bidi="fa-IR"/>
-                <w:rtl/>
+                <w:rtl w:val="1"/>
               </w:rPr>
               <w:t>۱.۱.۱.۱.۱.۱</w:t>
             </w:r>
@@ -3097,7 +3140,7 @@
         </w:tc>
         <w:tc>
           <w:tcPr>
-            <w:tcW w:type="dxa" w:w="8702"/>
+            <w:tcW w:type="dxa" w:w="7299"/>
             <w:tcMar>
               <w:top w:w="80" w:type="dxa"/>
               <w:bottom w:w="80" w:type="dxa"/>
@@ -3113,8 +3156,10 @@
           </w:tcPr>
           <w:p>
             <w:pPr>
-              <w:bidi/>
+              <w:bidi w:val="1"/>
               <w:jc w:val="start"/>
+              <w:keepNext/>
+              <w:keepLines/>
             </w:pPr>
             <w:r>
               <w:rPr>
@@ -3135,6 +3180,7 @@
     <w:p>
       <w:pPr>
         <w:spacing w:before="0" w:after="120"/>
+        <w:keepNext/>
       </w:pPr>
       <w:r/>
     </w:p>
@@ -3175,7 +3221,7 @@
           </w:tcPr>
           <w:p>
             <w:pPr>
-              <w:bidi/>
+              <w:bidi w:val="1"/>
               <w:spacing w:line="276" w:lineRule="auto" w:after="80"/>
               <w:jc w:val="left"/>
             </w:pPr>
@@ -3212,7 +3258,7 @@
           </w:tcPr>
           <w:p>
             <w:pPr>
-              <w:bidi/>
+              <w:bidi w:val="1"/>
               <w:spacing w:line="276" w:lineRule="auto" w:after="80"/>
               <w:jc w:val="left"/>
             </w:pPr>
@@ -3273,7 +3319,7 @@
           </w:tcPr>
           <w:p>
             <w:pPr>
-              <w:bidi/>
+              <w:bidi w:val="1"/>
               <w:spacing w:line="276" w:lineRule="auto" w:after="80"/>
               <w:jc w:val="center"/>
             </w:pPr>
@@ -3310,7 +3356,7 @@
           </w:tcPr>
           <w:p>
             <w:pPr>
-              <w:bidi/>
+              <w:bidi w:val="1"/>
               <w:spacing w:line="276" w:lineRule="auto" w:after="80"/>
               <w:jc w:val="right"/>
             </w:pPr>
@@ -3352,6 +3398,7 @@
           </w:tcPr>
           <w:p>
             <w:pPr>
+              <w:bidi w:val="0"/>
               <w:spacing w:line="276" w:lineRule="auto" w:after="80"/>
               <w:jc w:val="left"/>
             </w:pPr>
@@ -3386,6 +3433,7 @@
           </w:tcPr>
           <w:p>
             <w:pPr>
+              <w:bidi w:val="0"/>
               <w:spacing w:line="276" w:lineRule="auto" w:after="80"/>
               <w:jc w:val="left"/>
             </w:pPr>
@@ -3396,6 +3444,7 @@
                 <w:szCs w:val="21"/>
                 <w:color w:val="2D2D2D"/>
                 <w:lang w:val="en-US" w:bidi="fa-IR"/>
+                <w:rtl w:val="0"/>
               </w:rPr>
               <w:t>Auth</w:t>
             </w:r>
@@ -3416,6 +3465,7 @@
                 <w:szCs w:val="21"/>
                 <w:color w:val="2D2D2D"/>
                 <w:lang w:val="en-US" w:bidi="fa-IR"/>
+                <w:rtl w:val="0"/>
               </w:rPr>
               <w:t>Gateway</w:t>
             </w:r>
@@ -3440,6 +3490,7 @@
           </w:tcPr>
           <w:p>
             <w:pPr>
+              <w:bidi w:val="0"/>
               <w:spacing w:line="276" w:lineRule="auto" w:after="80"/>
               <w:jc w:val="center"/>
             </w:pPr>
@@ -3450,6 +3501,7 @@
                 <w:szCs w:val="21"/>
                 <w:color w:val="2D2D2D"/>
                 <w:lang w:val="en-US" w:bidi="fa-IR"/>
+                <w:rtl w:val="0"/>
               </w:rPr>
               <w:t>HTTPS</w:t>
             </w:r>
@@ -3474,7 +3526,7 @@
           </w:tcPr>
           <w:p>
             <w:pPr>
-              <w:bidi/>
+              <w:bidi w:val="1"/>
               <w:spacing w:line="276" w:lineRule="auto" w:after="80"/>
               <w:jc w:val="right"/>
             </w:pPr>
@@ -3514,6 +3566,7 @@
           </w:tcPr>
           <w:p>
             <w:pPr>
+              <w:bidi w:val="0"/>
               <w:spacing w:line="276" w:lineRule="auto" w:after="80"/>
               <w:jc w:val="left"/>
             </w:pPr>
@@ -3548,6 +3601,7 @@
           </w:tcPr>
           <w:p>
             <w:pPr>
+              <w:bidi w:val="0"/>
               <w:spacing w:line="276" w:lineRule="auto" w:after="80"/>
               <w:jc w:val="left"/>
             </w:pPr>
@@ -3558,6 +3612,7 @@
                 <w:szCs w:val="21"/>
                 <w:color w:val="2D2D2D"/>
                 <w:lang w:val="en-US" w:bidi="fa-IR"/>
+                <w:rtl w:val="0"/>
               </w:rPr>
               <w:t>Worker</w:t>
             </w:r>
@@ -3578,6 +3633,7 @@
                 <w:szCs w:val="21"/>
                 <w:color w:val="2D2D2D"/>
                 <w:lang w:val="en-US" w:bidi="fa-IR"/>
+                <w:rtl w:val="0"/>
               </w:rPr>
               <w:t>Queue</w:t>
             </w:r>
@@ -3602,6 +3658,7 @@
           </w:tcPr>
           <w:p>
             <w:pPr>
+              <w:bidi w:val="0"/>
               <w:spacing w:line="276" w:lineRule="auto" w:after="80"/>
               <w:jc w:val="center"/>
             </w:pPr>
@@ -3612,6 +3669,7 @@
                 <w:szCs w:val="21"/>
                 <w:color w:val="2D2D2D"/>
                 <w:lang w:val="en-US" w:bidi="fa-IR"/>
+                <w:rtl w:val="0"/>
               </w:rPr>
               <w:t>AMQP</w:t>
             </w:r>
@@ -3636,7 +3694,7 @@
           </w:tcPr>
           <w:p>
             <w:pPr>
-              <w:bidi/>
+              <w:bidi w:val="1"/>
               <w:spacing w:line="276" w:lineRule="auto" w:after="80"/>
               <w:jc w:val="right"/>
             </w:pPr>
@@ -3702,7 +3760,7 @@
     </w:p>
     <w:p>
       <w:pPr>
-        <w:bidi/>
+        <w:bidi w:val="1"/>
         <w:spacing w:line="336" w:lineRule="auto" w:after="120"/>
         <w:jc w:val="both"/>
       </w:pPr>
@@ -3766,54 +3824,34 @@
         </w:rPr>
         <w:t xml:space="preserve"> </w:t>
       </w:r>
-      <w:r>
-        <w:rPr>
-          <w:rFonts w:ascii="Segoe UI" w:hAnsi="Segoe UI" w:cs="Vazirmatn"/>
-          <w:sz w:val="22"/>
-          <w:szCs w:val="22"/>
-          <w:i/>
-          <w:iCs/>
-          <w:color w:val="2D2D2D"/>
-          <w:lang w:val="en-US" w:bidi="fa-IR"/>
-        </w:rPr>
-        <w:t>E</w:t>
-      </w:r>
-      <w:r>
-        <w:rPr>
-          <w:rFonts w:ascii="Vazirmatn" w:hAnsi="Vazirmatn" w:cs="Vazirmatn"/>
-          <w:sz w:val="22"/>
-          <w:szCs w:val="22"/>
-          <w:i/>
-          <w:iCs/>
-          <w:color w:val="2D2D2D"/>
-          <w:lang w:val="en-US" w:bidi="fa-IR"/>
-        </w:rPr>
-        <w:t xml:space="preserve"> = </w:t>
-      </w:r>
-      <w:r>
-        <w:rPr>
-          <w:rFonts w:ascii="Segoe UI" w:hAnsi="Segoe UI" w:cs="Vazirmatn"/>
-          <w:sz w:val="22"/>
-          <w:szCs w:val="22"/>
-          <w:i/>
-          <w:iCs/>
-          <w:color w:val="2D2D2D"/>
-          <w:lang w:val="en-US" w:bidi="fa-IR"/>
-        </w:rPr>
-        <w:t>mc</w:t>
-      </w:r>
-      <w:r>
-        <w:rPr>
-          <w:rFonts w:ascii="Vazirmatn" w:hAnsi="Vazirmatn" w:cs="Vazirmatn"/>
-          <w:sz w:val="22"/>
-          <w:szCs w:val="22"/>
-          <w:i/>
-          <w:iCs/>
-          <w:color w:val="2D2D2D"/>
-          <w:lang w:val="en-US" w:bidi="fa-IR"/>
-        </w:rPr>
-        <w:t>^2</w:t>
-      </w:r>
+      <m:oMath>
+        <m:e>
+          <m:sSup>
+            <m:e>
+              <m:r>
+                <m:rPr>
+                  <m:sty m:val="i"/>
+                </m:rPr>
+                <m:t xml:space="preserve">E = mc</m:t>
+              </m:r>
+            </m:e>
+            <m:sup>
+              <m:r>
+                <m:rPr>
+                  <m:sty m:val="p"/>
+                </m:rPr>
+                <m:t xml:space="preserve">2</m:t>
+              </m:r>
+            </m:sup>
+          </m:sSup>
+          <m:r>
+            <m:rPr>
+              <m:sty m:val="i"/>
+            </m:rPr>
+            <m:t xml:space="preserve"/>
+          </m:r>
+        </m:e>
+      </m:oMath>
       <w:r>
         <w:rPr>
           <w:rFonts w:ascii="Vazirmatn" w:hAnsi="Vazirmatn" w:cs="Vazirmatn"/>
@@ -3877,171 +3915,67 @@
     </w:p>
     <w:p>
       <w:pPr>
+        <w:bidi w:val="0"/>
         <w:spacing w:line="336" w:lineRule="auto" w:after="120"/>
         <w:jc w:val="both"/>
       </w:pPr>
-      <w:r>
-        <w:rPr>
-          <w:rFonts w:ascii="Vazirmatn" w:hAnsi="Vazirmatn" w:cs="Vazirmatn"/>
-          <w:sz w:val="22"/>
-          <w:szCs w:val="22"/>
-          <w:i/>
-          <w:iCs/>
-          <w:color w:val="2D2D2D"/>
-          <w:lang w:val="en-US" w:bidi="fa-IR"/>
-        </w:rPr>
-        <w:br/>
-        <w:t>\</w:t>
-      </w:r>
-      <w:r>
-        <w:rPr>
-          <w:rFonts w:ascii="Segoe UI" w:hAnsi="Segoe UI" w:cs="Vazirmatn"/>
-          <w:sz w:val="22"/>
-          <w:szCs w:val="22"/>
-          <w:i/>
-          <w:iCs/>
-          <w:color w:val="2D2D2D"/>
-          <w:lang w:val="en-US" w:bidi="fa-IR"/>
-        </w:rPr>
-        <w:t>sum_</w:t>
-      </w:r>
-      <w:r>
-        <w:rPr>
-          <w:rFonts w:ascii="Vazirmatn" w:hAnsi="Vazirmatn" w:cs="Vazirmatn"/>
-          <w:sz w:val="22"/>
-          <w:szCs w:val="22"/>
-          <w:i/>
-          <w:iCs/>
-          <w:color w:val="2D2D2D"/>
-          <w:lang w:val="en-US" w:bidi="fa-IR"/>
-        </w:rPr>
-        <w:t>{</w:t>
-      </w:r>
-      <w:r>
-        <w:rPr>
-          <w:rFonts w:ascii="Segoe UI" w:hAnsi="Segoe UI" w:cs="Vazirmatn"/>
-          <w:sz w:val="22"/>
-          <w:szCs w:val="22"/>
-          <w:i/>
-          <w:iCs/>
-          <w:color w:val="2D2D2D"/>
-          <w:lang w:val="en-US" w:bidi="fa-IR"/>
-        </w:rPr>
-        <w:t>i</w:t>
-      </w:r>
-      <w:r>
-        <w:rPr>
-          <w:rFonts w:ascii="Vazirmatn" w:hAnsi="Vazirmatn" w:cs="Vazirmatn"/>
-          <w:sz w:val="22"/>
-          <w:szCs w:val="22"/>
-          <w:i/>
-          <w:iCs/>
-          <w:color w:val="2D2D2D"/>
-          <w:lang w:val="en-US" w:bidi="fa-IR"/>
-        </w:rPr>
-        <w:t>=1}^{</w:t>
-      </w:r>
-      <w:r>
-        <w:rPr>
-          <w:rFonts w:ascii="Segoe UI" w:hAnsi="Segoe UI" w:cs="Vazirmatn"/>
-          <w:sz w:val="22"/>
-          <w:szCs w:val="22"/>
-          <w:i/>
-          <w:iCs/>
-          <w:color w:val="2D2D2D"/>
-          <w:lang w:val="en-US" w:bidi="fa-IR"/>
-        </w:rPr>
-        <w:t>n</w:t>
-      </w:r>
-      <w:r>
-        <w:rPr>
-          <w:rFonts w:ascii="Vazirmatn" w:hAnsi="Vazirmatn" w:cs="Vazirmatn"/>
-          <w:sz w:val="22"/>
-          <w:szCs w:val="22"/>
-          <w:i/>
-          <w:iCs/>
-          <w:color w:val="2D2D2D"/>
-          <w:lang w:val="en-US" w:bidi="fa-IR"/>
-        </w:rPr>
-        <w:t xml:space="preserve">} </w:t>
-      </w:r>
-      <w:r>
-        <w:rPr>
-          <w:rFonts w:ascii="Segoe UI" w:hAnsi="Segoe UI" w:cs="Vazirmatn"/>
-          <w:sz w:val="22"/>
-          <w:szCs w:val="22"/>
-          <w:i/>
-          <w:iCs/>
-          <w:color w:val="2D2D2D"/>
-          <w:lang w:val="en-US" w:bidi="fa-IR"/>
-        </w:rPr>
-        <w:t>x_i</w:t>
-      </w:r>
-      <w:r>
-        <w:rPr>
-          <w:rFonts w:ascii="Vazirmatn" w:hAnsi="Vazirmatn" w:cs="Vazirmatn"/>
-          <w:sz w:val="22"/>
-          <w:szCs w:val="22"/>
-          <w:i/>
-          <w:iCs/>
-          <w:color w:val="2D2D2D"/>
-          <w:lang w:val="en-US" w:bidi="fa-IR"/>
-        </w:rPr>
-        <w:t xml:space="preserve"> = </w:t>
-      </w:r>
-      <w:r>
-        <w:rPr>
-          <w:rFonts w:ascii="Segoe UI" w:hAnsi="Segoe UI" w:cs="Vazirmatn"/>
-          <w:sz w:val="22"/>
-          <w:szCs w:val="22"/>
-          <w:i/>
-          <w:iCs/>
-          <w:color w:val="2D2D2D"/>
-          <w:lang w:val="en-US" w:bidi="fa-IR"/>
-        </w:rPr>
-        <w:t>X_</w:t>
-      </w:r>
-      <w:r>
-        <w:rPr>
-          <w:rFonts w:ascii="Vazirmatn" w:hAnsi="Vazirmatn" w:cs="Vazirmatn"/>
-          <w:sz w:val="22"/>
-          <w:szCs w:val="22"/>
-          <w:i/>
-          <w:iCs/>
-          <w:color w:val="2D2D2D"/>
-          <w:lang w:val="en-US" w:bidi="fa-IR"/>
-        </w:rPr>
-        <w:t>{</w:t>
-      </w:r>
-      <w:r>
-        <w:rPr>
-          <w:rFonts w:ascii="Segoe UI" w:hAnsi="Segoe UI" w:cs="Vazirmatn"/>
-          <w:sz w:val="22"/>
-          <w:szCs w:val="22"/>
-          <w:i/>
-          <w:iCs/>
-          <w:color w:val="2D2D2D"/>
-          <w:lang w:val="en-US" w:bidi="fa-IR"/>
-        </w:rPr>
-        <w:t>total</w:t>
-      </w:r>
-      <w:r>
-        <w:rPr>
-          <w:rFonts w:ascii="Vazirmatn" w:hAnsi="Vazirmatn" w:cs="Vazirmatn"/>
-          <w:sz w:val="22"/>
-          <w:szCs w:val="22"/>
-          <w:i/>
-          <w:iCs/>
-          <w:color w:val="2D2D2D"/>
-          <w:lang w:val="en-US" w:bidi="fa-IR"/>
-        </w:rPr>
-        <w:t>}</w:t>
-        <w:br/>
-      </w:r>
+      <m:oMathPara>
+        <m:oMath>
+          <m:nary>
+            <m:naryPr>
+              <m:chr m:val="∑"/>
+            </m:naryPr>
+            <m:sub>
+              <m:r>
+                <m:rPr>
+                  <m:sty m:val="i"/>
+                </m:rPr>
+                <m:t xml:space="preserve">i=1</m:t>
+              </m:r>
+            </m:sub>
+            <m:sup>
+              <m:r>
+                <m:rPr>
+                  <m:sty m:val="i"/>
+                </m:rPr>
+                <m:t xml:space="preserve">n</m:t>
+              </m:r>
+            </m:sup>
+            <m:e>
+              <m:e>
+                <m:sSub>
+                  <m:e>
+                    <m:r>
+                      <m:rPr>
+                        <m:sty m:val="i"/>
+                      </m:rPr>
+                      <m:t xml:space="preserve">x_i = X</m:t>
+                    </m:r>
+                  </m:e>
+                  <m:sub>
+                    <m:r>
+                      <m:rPr>
+                        <m:sty m:val="i"/>
+                      </m:rPr>
+                      <m:t xml:space="preserve">total</m:t>
+                    </m:r>
+                  </m:sub>
+                </m:sSub>
+                <m:r>
+                  <m:rPr>
+                    <m:sty m:val="i"/>
+                  </m:rPr>
+                  <m:t xml:space="preserve"/>
+                </m:r>
+              </m:e>
+            </m:e>
+          </m:nary>
+        </m:oMath>
+      </m:oMathPara>
     </w:p>
     <w:p>
       <w:pPr>
-        <w:bidi/>
+        <w:bidi w:val="1"/>
         <w:spacing w:line="336" w:lineRule="auto" w:after="120"/>
         <w:jc w:val="both"/>
       </w:pPr>
@@ -4137,25 +4071,9 @@
       </w:r>
       <w:r>
         <w:rPr>
-          <w:rFonts w:ascii="Vazirmatn" w:hAnsi="Vazirmatn" w:cs="Vazirmatn"/>
-          <w:sz w:val="19"/>
-          <w:szCs w:val="19"/>
           <w:vertAlign w:val="superscript"/>
-          <w:color w:val="2D2D2D"/>
-          <w:lang w:val="en-US" w:bidi="fa-IR"/>
         </w:rPr>
-        <w:t xml:space="preserve"> [</w:t>
-      </w:r>
-      <w:r>
-        <w:rPr>
-          <w:rFonts w:ascii="Vazirmatn" w:hAnsi="Vazirmatn" w:cs="Vazirmatn"/>
-          <w:sz w:val="19"/>
-          <w:szCs w:val="19"/>
-          <w:vertAlign w:val="superscript"/>
-          <w:color w:val="2D2D2D"/>
-          <w:lang w:val="en-US" w:bidi="fa-IR"/>
-        </w:rPr>
-        <w:t>این متن پاورقی فنی برای سند است.]</w:t>
+        <w:footnoteReference w:id="1"/>
       </w:r>
       <w:r>
         <w:rPr>
@@ -4170,7 +4088,7 @@
     </w:p>
     <w:p>
       <w:pPr>
-        <w:bidi/>
+        <w:bidi w:val="1"/>
         <w:spacing w:line="336" w:lineRule="auto" w:after="120"/>
         <w:jc w:val="both"/>
       </w:pPr>
@@ -4301,6 +4219,7 @@
           <w:szCs w:val="22"/>
           <w:color w:val="2D2D2D"/>
           <w:lang w:val="en-US" w:bidi="fa-IR"/>
+          <w:rtl w:val="0"/>
         </w:rPr>
         <w:t>HTML</w:t>
       </w:r>
@@ -4448,6 +4367,7 @@
           </w:tcPr>
           <w:p>
             <w:pPr>
+              <w:bidi w:val="0"/>
               <w:spacing w:before="0" w:after="0" w:line="276" w:lineRule="auto"/>
               <w:jc w:val="left"/>
             </w:pPr>
@@ -4460,12 +4380,14 @@
                 <w:iCs/>
                 <w:color w:val="60a0b0"/>
                 <w:lang w:val="en-US" w:bidi="fa-IR"/>
+                <w:rtl w:val="0"/>
               </w:rPr>
               <w:t># کد نمونه پایتون</w:t>
             </w:r>
           </w:p>
           <w:p>
             <w:pPr>
+              <w:bidi w:val="0"/>
               <w:spacing w:before="0" w:after="0" w:line="276" w:lineRule="auto"/>
               <w:jc w:val="left"/>
             </w:pPr>
@@ -4478,6 +4400,7 @@
                 <w:bCs/>
                 <w:color w:val="007020"/>
                 <w:lang w:val="en-US" w:bidi="fa-IR"/>
+                <w:rtl w:val="0"/>
               </w:rPr>
               <w:t>def</w:t>
             </w:r>
@@ -4488,6 +4411,7 @@
                 <w:szCs w:val="19"/>
                 <w:color w:val="bbbbbb"/>
                 <w:lang w:val="en-US" w:bidi="fa-IR"/>
+                <w:rtl w:val="0"/>
               </w:rPr>
               <w:t xml:space="preserve"> </w:t>
             </w:r>
@@ -4498,6 +4422,7 @@
                 <w:szCs w:val="19"/>
                 <w:color w:val="06287e"/>
                 <w:lang w:val="en-US" w:bidi="fa-IR"/>
+                <w:rtl w:val="0"/>
               </w:rPr>
               <w:t>calculate_metrics</w:t>
             </w:r>
@@ -4508,6 +4433,7 @@
                 <w:szCs w:val="19"/>
                 <w:color w:val="24292E"/>
                 <w:lang w:val="en-US" w:bidi="fa-IR"/>
+                <w:rtl w:val="0"/>
               </w:rPr>
               <w:t>(</w:t>
             </w:r>
@@ -4518,6 +4444,7 @@
                 <w:szCs w:val="19"/>
                 <w:color w:val="24292E"/>
                 <w:lang w:val="en-US" w:bidi="fa-IR"/>
+                <w:rtl w:val="0"/>
               </w:rPr>
               <w:t>items</w:t>
             </w:r>
@@ -4528,6 +4455,7 @@
                 <w:szCs w:val="19"/>
                 <w:color w:val="24292E"/>
                 <w:lang w:val="en-US" w:bidi="fa-IR"/>
+                <w:rtl w:val="0"/>
               </w:rPr>
               <w:t>:</w:t>
             </w:r>
@@ -4538,6 +4466,7 @@
                 <w:szCs w:val="19"/>
                 <w:color w:val="24292E"/>
                 <w:lang w:val="en-US" w:bidi="fa-IR"/>
+                <w:rtl w:val="0"/>
               </w:rPr>
               <w:t xml:space="preserve"> </w:t>
             </w:r>
@@ -4548,6 +4477,7 @@
                 <w:szCs w:val="19"/>
                 <w:color w:val="007020"/>
                 <w:lang w:val="en-US" w:bidi="fa-IR"/>
+                <w:rtl w:val="0"/>
               </w:rPr>
               <w:t>list</w:t>
             </w:r>
@@ -4558,6 +4488,7 @@
                 <w:szCs w:val="19"/>
                 <w:color w:val="24292E"/>
                 <w:lang w:val="en-US" w:bidi="fa-IR"/>
+                <w:rtl w:val="0"/>
               </w:rPr>
               <w:t>)</w:t>
             </w:r>
@@ -4568,6 +4499,7 @@
                 <w:szCs w:val="19"/>
                 <w:color w:val="24292E"/>
                 <w:lang w:val="en-US" w:bidi="fa-IR"/>
+                <w:rtl w:val="0"/>
               </w:rPr>
               <w:t xml:space="preserve"> </w:t>
             </w:r>
@@ -4578,6 +4510,7 @@
                 <w:szCs w:val="19"/>
                 <w:color w:val="666666"/>
                 <w:lang w:val="en-US" w:bidi="fa-IR"/>
+                <w:rtl w:val="0"/>
               </w:rPr>
               <w:t>-</w:t>
             </w:r>
@@ -4588,6 +4521,7 @@
                 <w:szCs w:val="19"/>
                 <w:color w:val="666666"/>
                 <w:lang w:val="en-US" w:bidi="fa-IR"/>
+                <w:rtl w:val="0"/>
               </w:rPr>
               <w:t>&gt;</w:t>
             </w:r>
@@ -4598,6 +4532,7 @@
                 <w:szCs w:val="19"/>
                 <w:color w:val="24292E"/>
                 <w:lang w:val="en-US" w:bidi="fa-IR"/>
+                <w:rtl w:val="0"/>
               </w:rPr>
               <w:t xml:space="preserve"> </w:t>
             </w:r>
@@ -4608,6 +4543,7 @@
                 <w:szCs w:val="19"/>
                 <w:color w:val="007020"/>
                 <w:lang w:val="en-US" w:bidi="fa-IR"/>
+                <w:rtl w:val="0"/>
               </w:rPr>
               <w:t>int</w:t>
             </w:r>
@@ -4618,12 +4554,14 @@
                 <w:szCs w:val="19"/>
                 <w:color w:val="24292E"/>
                 <w:lang w:val="en-US" w:bidi="fa-IR"/>
+                <w:rtl w:val="0"/>
               </w:rPr>
               <w:t>:</w:t>
             </w:r>
           </w:p>
           <w:p>
             <w:pPr>
+              <w:bidi w:val="0"/>
               <w:spacing w:before="0" w:after="0" w:line="276" w:lineRule="auto"/>
               <w:jc w:val="left"/>
             </w:pPr>
@@ -4634,6 +4572,7 @@
                 <w:szCs w:val="19"/>
                 <w:color w:val="24292E"/>
                 <w:lang w:val="en-US" w:bidi="fa-IR"/>
+                <w:rtl w:val="0"/>
               </w:rPr>
               <w:t xml:space="preserve">    </w:t>
             </w:r>
@@ -4646,6 +4585,7 @@
                 <w:bCs/>
                 <w:color w:val="007020"/>
                 <w:lang w:val="en-US" w:bidi="fa-IR"/>
+                <w:rtl w:val="0"/>
               </w:rPr>
               <w:t>return</w:t>
             </w:r>
@@ -4656,6 +4596,7 @@
                 <w:szCs w:val="19"/>
                 <w:color w:val="24292E"/>
                 <w:lang w:val="en-US" w:bidi="fa-IR"/>
+                <w:rtl w:val="0"/>
               </w:rPr>
               <w:t xml:space="preserve"> </w:t>
             </w:r>
@@ -4666,6 +4607,7 @@
                 <w:szCs w:val="19"/>
                 <w:color w:val="007020"/>
                 <w:lang w:val="en-US" w:bidi="fa-IR"/>
+                <w:rtl w:val="0"/>
               </w:rPr>
               <w:t>sum</w:t>
             </w:r>
@@ -4676,6 +4618,7 @@
                 <w:szCs w:val="19"/>
                 <w:color w:val="24292E"/>
                 <w:lang w:val="en-US" w:bidi="fa-IR"/>
+                <w:rtl w:val="0"/>
               </w:rPr>
               <w:t>(</w:t>
             </w:r>
@@ -4686,6 +4629,7 @@
                 <w:szCs w:val="19"/>
                 <w:color w:val="24292E"/>
                 <w:lang w:val="en-US" w:bidi="fa-IR"/>
+                <w:rtl w:val="0"/>
               </w:rPr>
               <w:t>x</w:t>
             </w:r>
@@ -4696,6 +4640,7 @@
                 <w:szCs w:val="19"/>
                 <w:color w:val="24292E"/>
                 <w:lang w:val="en-US" w:bidi="fa-IR"/>
+                <w:rtl w:val="0"/>
               </w:rPr>
               <w:t xml:space="preserve"> </w:t>
             </w:r>
@@ -4706,6 +4651,7 @@
                 <w:szCs w:val="19"/>
                 <w:color w:val="666666"/>
                 <w:lang w:val="en-US" w:bidi="fa-IR"/>
+                <w:rtl w:val="0"/>
               </w:rPr>
               <w:t>*</w:t>
             </w:r>
@@ -4716,6 +4662,7 @@
                 <w:szCs w:val="19"/>
                 <w:color w:val="24292E"/>
                 <w:lang w:val="en-US" w:bidi="fa-IR"/>
+                <w:rtl w:val="0"/>
               </w:rPr>
               <w:t xml:space="preserve"> </w:t>
             </w:r>
@@ -4726,6 +4673,7 @@
                 <w:szCs w:val="19"/>
                 <w:color w:val="40a070"/>
                 <w:lang w:val="en-US" w:bidi="fa-IR"/>
+                <w:rtl w:val="0"/>
               </w:rPr>
               <w:t>2</w:t>
             </w:r>
@@ -4736,6 +4684,7 @@
                 <w:szCs w:val="19"/>
                 <w:color w:val="24292E"/>
                 <w:lang w:val="en-US" w:bidi="fa-IR"/>
+                <w:rtl w:val="0"/>
               </w:rPr>
               <w:t xml:space="preserve"> </w:t>
             </w:r>
@@ -4748,6 +4697,7 @@
                 <w:bCs/>
                 <w:color w:val="007020"/>
                 <w:lang w:val="en-US" w:bidi="fa-IR"/>
+                <w:rtl w:val="0"/>
               </w:rPr>
               <w:t>for</w:t>
             </w:r>
@@ -4758,6 +4708,7 @@
                 <w:szCs w:val="19"/>
                 <w:color w:val="24292E"/>
                 <w:lang w:val="en-US" w:bidi="fa-IR"/>
+                <w:rtl w:val="0"/>
               </w:rPr>
               <w:t xml:space="preserve"> </w:t>
             </w:r>
@@ -4768,6 +4719,7 @@
                 <w:szCs w:val="19"/>
                 <w:color w:val="24292E"/>
                 <w:lang w:val="en-US" w:bidi="fa-IR"/>
+                <w:rtl w:val="0"/>
               </w:rPr>
               <w:t>x</w:t>
             </w:r>
@@ -4778,6 +4730,7 @@
                 <w:szCs w:val="19"/>
                 <w:color w:val="24292E"/>
                 <w:lang w:val="en-US" w:bidi="fa-IR"/>
+                <w:rtl w:val="0"/>
               </w:rPr>
               <w:t xml:space="preserve"> </w:t>
             </w:r>
@@ -4790,6 +4743,7 @@
                 <w:bCs/>
                 <w:color w:val="007020"/>
                 <w:lang w:val="en-US" w:bidi="fa-IR"/>
+                <w:rtl w:val="0"/>
               </w:rPr>
               <w:t>in</w:t>
             </w:r>
@@ -4800,6 +4754,7 @@
                 <w:szCs w:val="19"/>
                 <w:color w:val="24292E"/>
                 <w:lang w:val="en-US" w:bidi="fa-IR"/>
+                <w:rtl w:val="0"/>
               </w:rPr>
               <w:t xml:space="preserve"> </w:t>
             </w:r>
@@ -4810,6 +4765,7 @@
                 <w:szCs w:val="19"/>
                 <w:color w:val="24292E"/>
                 <w:lang w:val="en-US" w:bidi="fa-IR"/>
+                <w:rtl w:val="0"/>
               </w:rPr>
               <w:t>items</w:t>
             </w:r>
@@ -4820,6 +4776,7 @@
                 <w:szCs w:val="19"/>
                 <w:color w:val="24292E"/>
                 <w:lang w:val="en-US" w:bidi="fa-IR"/>
+                <w:rtl w:val="0"/>
               </w:rPr>
               <w:t>)</w:t>
             </w:r>
@@ -4863,6 +4820,7 @@
           </w:tcPr>
           <w:p>
             <w:pPr>
+              <w:bidi w:val="0"/>
               <w:spacing w:before="0" w:after="0" w:line="276" w:lineRule="auto"/>
               <w:jc w:val="left"/>
             </w:pPr>
@@ -4875,6 +4833,7 @@
                 <w:bCs/>
                 <w:color w:val="007020"/>
                 <w:lang w:val="en-US" w:bidi="fa-IR"/>
+                <w:rtl w:val="0"/>
               </w:rPr>
               <w:t>SELECT</w:t>
             </w:r>
@@ -4885,6 +4844,7 @@
                 <w:szCs w:val="19"/>
                 <w:color w:val="bbbbbb"/>
                 <w:lang w:val="en-US" w:bidi="fa-IR"/>
+                <w:rtl w:val="0"/>
               </w:rPr>
               <w:t xml:space="preserve"> </w:t>
             </w:r>
@@ -4895,6 +4855,7 @@
                 <w:szCs w:val="19"/>
                 <w:color w:val="24292E"/>
                 <w:lang w:val="en-US" w:bidi="fa-IR"/>
+                <w:rtl w:val="0"/>
               </w:rPr>
               <w:t>id</w:t>
             </w:r>
@@ -4905,6 +4866,7 @@
                 <w:szCs w:val="19"/>
                 <w:color w:val="24292E"/>
                 <w:lang w:val="en-US" w:bidi="fa-IR"/>
+                <w:rtl w:val="0"/>
               </w:rPr>
               <w:t>,</w:t>
             </w:r>
@@ -4915,6 +4877,7 @@
                 <w:szCs w:val="19"/>
                 <w:color w:val="bbbbbb"/>
                 <w:lang w:val="en-US" w:bidi="fa-IR"/>
+                <w:rtl w:val="0"/>
               </w:rPr>
               <w:t xml:space="preserve"> </w:t>
             </w:r>
@@ -4925,6 +4888,7 @@
                 <w:szCs w:val="19"/>
                 <w:color w:val="24292E"/>
                 <w:lang w:val="en-US" w:bidi="fa-IR"/>
+                <w:rtl w:val="0"/>
               </w:rPr>
               <w:t>name</w:t>
             </w:r>
@@ -4935,6 +4899,7 @@
                 <w:szCs w:val="19"/>
                 <w:color w:val="24292E"/>
                 <w:lang w:val="en-US" w:bidi="fa-IR"/>
+                <w:rtl w:val="0"/>
               </w:rPr>
               <w:t>,</w:t>
             </w:r>
@@ -4945,6 +4910,7 @@
                 <w:szCs w:val="19"/>
                 <w:color w:val="bbbbbb"/>
                 <w:lang w:val="en-US" w:bidi="fa-IR"/>
+                <w:rtl w:val="0"/>
               </w:rPr>
               <w:t xml:space="preserve"> </w:t>
             </w:r>
@@ -4955,6 +4921,7 @@
                 <w:szCs w:val="19"/>
                 <w:color w:val="24292E"/>
                 <w:lang w:val="en-US" w:bidi="fa-IR"/>
+                <w:rtl w:val="0"/>
               </w:rPr>
               <w:t>status</w:t>
             </w:r>
@@ -4965,6 +4932,7 @@
                 <w:szCs w:val="19"/>
                 <w:color w:val="bbbbbb"/>
                 <w:lang w:val="en-US" w:bidi="fa-IR"/>
+                <w:rtl w:val="0"/>
               </w:rPr>
               <w:t xml:space="preserve"> </w:t>
             </w:r>
@@ -4977,6 +4945,7 @@
                 <w:bCs/>
                 <w:color w:val="007020"/>
                 <w:lang w:val="en-US" w:bidi="fa-IR"/>
+                <w:rtl w:val="0"/>
               </w:rPr>
               <w:t>FROM</w:t>
             </w:r>
@@ -4987,6 +4956,7 @@
                 <w:szCs w:val="19"/>
                 <w:color w:val="bbbbbb"/>
                 <w:lang w:val="en-US" w:bidi="fa-IR"/>
+                <w:rtl w:val="0"/>
               </w:rPr>
               <w:t xml:space="preserve"> </w:t>
             </w:r>
@@ -4997,6 +4967,7 @@
                 <w:szCs w:val="19"/>
                 <w:color w:val="24292E"/>
                 <w:lang w:val="en-US" w:bidi="fa-IR"/>
+                <w:rtl w:val="0"/>
               </w:rPr>
               <w:t>Services</w:t>
             </w:r>
@@ -5007,6 +4978,7 @@
                 <w:szCs w:val="19"/>
                 <w:color w:val="bbbbbb"/>
                 <w:lang w:val="en-US" w:bidi="fa-IR"/>
+                <w:rtl w:val="0"/>
               </w:rPr>
               <w:t xml:space="preserve"> </w:t>
             </w:r>
@@ -5019,6 +4991,7 @@
                 <w:bCs/>
                 <w:color w:val="007020"/>
                 <w:lang w:val="en-US" w:bidi="fa-IR"/>
+                <w:rtl w:val="0"/>
               </w:rPr>
               <w:t>WHERE</w:t>
             </w:r>
@@ -5029,6 +5002,7 @@
                 <w:szCs w:val="19"/>
                 <w:color w:val="bbbbbb"/>
                 <w:lang w:val="en-US" w:bidi="fa-IR"/>
+                <w:rtl w:val="0"/>
               </w:rPr>
               <w:t xml:space="preserve"> </w:t>
             </w:r>
@@ -5039,6 +5013,7 @@
                 <w:szCs w:val="19"/>
                 <w:color w:val="24292E"/>
                 <w:lang w:val="en-US" w:bidi="fa-IR"/>
+                <w:rtl w:val="0"/>
               </w:rPr>
               <w:t>active</w:t>
             </w:r>
@@ -5049,6 +5024,7 @@
                 <w:szCs w:val="19"/>
                 <w:color w:val="bbbbbb"/>
                 <w:lang w:val="en-US" w:bidi="fa-IR"/>
+                <w:rtl w:val="0"/>
               </w:rPr>
               <w:t xml:space="preserve"> </w:t>
             </w:r>
@@ -5059,6 +5035,7 @@
                 <w:szCs w:val="19"/>
                 <w:color w:val="666666"/>
                 <w:lang w:val="en-US" w:bidi="fa-IR"/>
+                <w:rtl w:val="0"/>
               </w:rPr>
               <w:t>=</w:t>
             </w:r>
@@ -5069,6 +5046,7 @@
                 <w:szCs w:val="19"/>
                 <w:color w:val="bbbbbb"/>
                 <w:lang w:val="en-US" w:bidi="fa-IR"/>
+                <w:rtl w:val="0"/>
               </w:rPr>
               <w:t xml:space="preserve"> </w:t>
             </w:r>
@@ -5079,6 +5057,7 @@
                 <w:szCs w:val="19"/>
                 <w:color w:val="40a070"/>
                 <w:lang w:val="en-US" w:bidi="fa-IR"/>
+                <w:rtl w:val="0"/>
               </w:rPr>
               <w:t>1</w:t>
             </w:r>
@@ -5089,6 +5068,7 @@
                 <w:szCs w:val="19"/>
                 <w:color w:val="24292E"/>
                 <w:lang w:val="en-US" w:bidi="fa-IR"/>
+                <w:rtl w:val="0"/>
               </w:rPr>
               <w:t>;</w:t>
             </w:r>
@@ -5132,7 +5112,7 @@
           </w:tcPr>
           <w:p>
             <w:pPr>
-              <w:bidi/>
+              <w:bidi w:val="1"/>
               <w:jc w:val="start"/>
             </w:pPr>
             <w:r>
@@ -5182,7 +5162,7 @@
           </w:tcPr>
           <w:p>
             <w:pPr>
-              <w:bidi/>
+              <w:bidi w:val="1"/>
               <w:spacing w:line="276" w:lineRule="auto" w:after="80"/>
               <w:jc w:val="both"/>
             </w:pPr>
@@ -5447,6 +5427,7 @@
                 </w:tcPr>
                 <w:p>
                   <w:pPr>
+                    <w:bidi w:val="0"/>
                     <w:spacing w:before="0" w:after="0" w:line="276" w:lineRule="auto"/>
                     <w:jc w:val="left"/>
                   </w:pPr>
@@ -5459,6 +5440,7 @@
                       <w:bCs/>
                       <w:color w:val="007020"/>
                       <w:lang w:val="en-US" w:bidi="fa-IR"/>
+                      <w:rtl w:val="0"/>
                     </w:rPr>
                     <w:t>const</w:t>
                   </w:r>
@@ -5469,6 +5451,7 @@
                       <w:szCs w:val="19"/>
                       <w:color w:val="bbbbbb"/>
                       <w:lang w:val="en-US" w:bidi="fa-IR"/>
+                      <w:rtl w:val="0"/>
                     </w:rPr>
                     <w:t xml:space="preserve"> </w:t>
                   </w:r>
@@ -5479,6 +5462,7 @@
                       <w:szCs w:val="19"/>
                       <w:color w:val="24292E"/>
                       <w:lang w:val="en-US" w:bidi="fa-IR"/>
+                      <w:rtl w:val="0"/>
                     </w:rPr>
                     <w:t>isServiceHealthy</w:t>
                   </w:r>
@@ -5489,6 +5473,7 @@
                       <w:szCs w:val="19"/>
                       <w:color w:val="bbbbbb"/>
                       <w:lang w:val="en-US" w:bidi="fa-IR"/>
+                      <w:rtl w:val="0"/>
                     </w:rPr>
                     <w:t xml:space="preserve"> </w:t>
                   </w:r>
@@ -5499,6 +5484,7 @@
                       <w:szCs w:val="19"/>
                       <w:color w:val="666666"/>
                       <w:lang w:val="en-US" w:bidi="fa-IR"/>
+                      <w:rtl w:val="0"/>
                     </w:rPr>
                     <w:t>=</w:t>
                   </w:r>
@@ -5509,6 +5495,7 @@
                       <w:szCs w:val="19"/>
                       <w:color w:val="bbbbbb"/>
                       <w:lang w:val="en-US" w:bidi="fa-IR"/>
+                      <w:rtl w:val="0"/>
                     </w:rPr>
                     <w:t xml:space="preserve"> </w:t>
                   </w:r>
@@ -5519,6 +5506,7 @@
                       <w:szCs w:val="19"/>
                       <w:color w:val="24292E"/>
                       <w:lang w:val="en-US" w:bidi="fa-IR"/>
+                      <w:rtl w:val="0"/>
                     </w:rPr>
                     <w:t>(</w:t>
                   </w:r>
@@ -5529,6 +5517,7 @@
                       <w:szCs w:val="19"/>
                       <w:color w:val="24292E"/>
                       <w:lang w:val="en-US" w:bidi="fa-IR"/>
+                      <w:rtl w:val="0"/>
                     </w:rPr>
                     <w:t>status</w:t>
                   </w:r>
@@ -5539,6 +5528,7 @@
                       <w:szCs w:val="19"/>
                       <w:color w:val="666666"/>
                       <w:lang w:val="en-US" w:bidi="fa-IR"/>
+                      <w:rtl w:val="0"/>
                     </w:rPr>
                     <w:t>:</w:t>
                   </w:r>
@@ -5549,6 +5539,7 @@
                       <w:szCs w:val="19"/>
                       <w:color w:val="bbbbbb"/>
                       <w:lang w:val="en-US" w:bidi="fa-IR"/>
+                      <w:rtl w:val="0"/>
                     </w:rPr>
                     <w:t xml:space="preserve"> </w:t>
                   </w:r>
@@ -5559,6 +5550,7 @@
                       <w:szCs w:val="19"/>
                       <w:color w:val="902000"/>
                       <w:lang w:val="en-US" w:bidi="fa-IR"/>
+                      <w:rtl w:val="0"/>
                     </w:rPr>
                     <w:t>number</w:t>
                   </w:r>
@@ -5569,6 +5561,7 @@
                       <w:szCs w:val="19"/>
                       <w:color w:val="24292E"/>
                       <w:lang w:val="en-US" w:bidi="fa-IR"/>
+                      <w:rtl w:val="0"/>
                     </w:rPr>
                     <w:t>)</w:t>
                   </w:r>
@@ -5579,6 +5572,7 @@
                       <w:szCs w:val="19"/>
                       <w:color w:val="666666"/>
                       <w:lang w:val="en-US" w:bidi="fa-IR"/>
+                      <w:rtl w:val="0"/>
                     </w:rPr>
                     <w:t>:</w:t>
                   </w:r>
@@ -5589,6 +5583,7 @@
                       <w:szCs w:val="19"/>
                       <w:color w:val="bbbbbb"/>
                       <w:lang w:val="en-US" w:bidi="fa-IR"/>
+                      <w:rtl w:val="0"/>
                     </w:rPr>
                     <w:t xml:space="preserve"> </w:t>
                   </w:r>
@@ -5599,6 +5594,7 @@
                       <w:szCs w:val="19"/>
                       <w:color w:val="902000"/>
                       <w:lang w:val="en-US" w:bidi="fa-IR"/>
+                      <w:rtl w:val="0"/>
                     </w:rPr>
                     <w:t>boolean</w:t>
                   </w:r>
@@ -5609,6 +5605,7 @@
                       <w:szCs w:val="19"/>
                       <w:color w:val="bbbbbb"/>
                       <w:lang w:val="en-US" w:bidi="fa-IR"/>
+                      <w:rtl w:val="0"/>
                     </w:rPr>
                     <w:t xml:space="preserve"> </w:t>
                   </w:r>
@@ -5619,6 +5616,7 @@
                       <w:szCs w:val="19"/>
                       <w:color w:val="24292E"/>
                       <w:lang w:val="en-US" w:bidi="fa-IR"/>
+                      <w:rtl w:val="0"/>
                     </w:rPr>
                     <w:t>=&gt;</w:t>
                   </w:r>
@@ -5629,6 +5627,7 @@
                       <w:szCs w:val="19"/>
                       <w:color w:val="bbbbbb"/>
                       <w:lang w:val="en-US" w:bidi="fa-IR"/>
+                      <w:rtl w:val="0"/>
                     </w:rPr>
                     <w:t xml:space="preserve"> </w:t>
                   </w:r>
@@ -5639,6 +5638,7 @@
                       <w:szCs w:val="19"/>
                       <w:color w:val="24292E"/>
                       <w:lang w:val="en-US" w:bidi="fa-IR"/>
+                      <w:rtl w:val="0"/>
                     </w:rPr>
                     <w:t>status</w:t>
                   </w:r>
@@ -5649,6 +5649,7 @@
                       <w:szCs w:val="19"/>
                       <w:color w:val="bbbbbb"/>
                       <w:lang w:val="en-US" w:bidi="fa-IR"/>
+                      <w:rtl w:val="0"/>
                     </w:rPr>
                     <w:t xml:space="preserve"> </w:t>
                   </w:r>
@@ -5659,6 +5660,7 @@
                       <w:szCs w:val="19"/>
                       <w:color w:val="666666"/>
                       <w:lang w:val="en-US" w:bidi="fa-IR"/>
+                      <w:rtl w:val="0"/>
                     </w:rPr>
                     <w:t>===</w:t>
                   </w:r>
@@ -5669,6 +5671,7 @@
                       <w:szCs w:val="19"/>
                       <w:color w:val="bbbbbb"/>
                       <w:lang w:val="en-US" w:bidi="fa-IR"/>
+                      <w:rtl w:val="0"/>
                     </w:rPr>
                     <w:t xml:space="preserve"> </w:t>
                   </w:r>
@@ -5679,6 +5682,7 @@
                       <w:szCs w:val="19"/>
                       <w:color w:val="40a070"/>
                       <w:lang w:val="en-US" w:bidi="fa-IR"/>
+                      <w:rtl w:val="0"/>
                     </w:rPr>
                     <w:t>200</w:t>
                   </w:r>
@@ -5689,6 +5693,7 @@
                       <w:szCs w:val="19"/>
                       <w:color w:val="24292E"/>
                       <w:lang w:val="en-US" w:bidi="fa-IR"/>
+                      <w:rtl w:val="0"/>
                     </w:rPr>
                     <w:t>;</w:t>
                   </w:r>
@@ -5711,10 +5716,62 @@
       <w:pgMar w:top="1134" w:right="1134" w:bottom="1134" w:left="1134" w:header="720" w:footer="720" w:gutter="0"/>
       <w:cols w:space="720"/>
       <w:docGrid w:linePitch="360"/>
-      <w:bidi/>
+      <w:bidi w:val="1"/>
     </w:sectPr>
+    <w:bookmarkStart w:id="15873" w:name="عنوان-سطح-یک-معماری-سرویسها"/>
+    <w:bookmarkEnd w:id="15873">
+      <w:bookmarkStart w:id="55917" w:name="عنوان-سطح-دو-پیکربندی-و-نگارش"/>
+      <w:bookmarkEnd w:id="55917"/>
+      <w:bookmarkStart w:id="36864" w:name="عنوان-سطح-سه-پیوندها-و-تصاویر"/>
+      <w:bookmarkEnd w:id="36864"/>
+      <w:bookmarkStart w:id="54856" w:name="عنوان-سطح-چهار-لیستهای-تو-در-تو"/>
+      <w:bookmarkEnd w:id="54856"/>
+      <w:bookmarkStart w:id="57594" w:name="عنوان-سطح-پنج-نقلقول-و-تعاریف"/>
+      <w:bookmarkEnd w:id="57594"/>
+      <w:bookmarkStart w:id="6366" w:name="عنوان-سطح-شش-جدولها-و-فرمولها"/>
+      <w:bookmarkEnd w:id="6366"/>
+    </w:bookmarkEnd>
   </w:body>
 </w:document>
+</file>
+
+<file path=word/footnotes.xml><?xml version="1.0" encoding="utf-8"?>
+<w:footnotes xmlns:w="http://schemas.openxmlformats.org/wordprocessingml/2006/main">
+  <w:footnote w:type="separator" w:id="-1">
+    <w:p>
+      <w:r>
+        <w:separator/>
+      </w:r>
+    </w:p>
+  </w:footnote>
+  <w:footnote w:type="continuationSeparator" w:id="0">
+    <w:p>
+      <w:r>
+        <w:continuationSeparator/>
+      </w:r>
+    </w:p>
+  </w:footnote>
+  <w:footnote w:id="1">
+    <w:p>
+      <w:r>
+        <w:rPr>
+          <w:vertAlign w:val="superscript"/>
+        </w:rPr>
+        <w:footnoteRef/>
+      </w:r>
+      <w:r>
+        <w:rPr>
+          <w:rFonts w:ascii="Vazirmatn" w:hAnsi="Vazirmatn" w:cs="Vazirmatn"/>
+          <w:sz w:val="19"/>
+          <w:szCs w:val="19"/>
+          <w:color w:val="2D2D2D"/>
+          <w:lang w:val="en-US" w:bidi="fa-IR"/>
+        </w:rPr>
+        <w:t xml:space="preserve"> این متن پاورقی فنی برای سند است.</w:t>
+      </w:r>
+    </w:p>
+  </w:footnote>
+</w:footnotes>
 </file>
 
 <file path=word/numbering.xml><?xml version="1.0" encoding="utf-8"?>
@@ -6081,7 +6138,7 @@
     <w:qFormat/>
     <w:rsid w:val="00FC693F"/>
     <w:pPr>
-      <w:bidi/>
+      <w:bidi w:val="1"/>
       <w:jc w:val="both"/>
     </w:pPr>
     <w:rPr>

--- a/tests/fixtures/comprehensive_markdown.docx
+++ b/tests/fixtures/comprehensive_markdown.docx
@@ -5718,18 +5718,18 @@
       <w:docGrid w:linePitch="360"/>
       <w:bidi w:val="1"/>
     </w:sectPr>
-    <w:bookmarkStart w:id="15873" w:name="عنوان-سطح-یک-معماری-سرویسها"/>
-    <w:bookmarkEnd w:id="15873">
-      <w:bookmarkStart w:id="55917" w:name="عنوان-سطح-دو-پیکربندی-و-نگارش"/>
-      <w:bookmarkEnd w:id="55917"/>
-      <w:bookmarkStart w:id="36864" w:name="عنوان-سطح-سه-پیوندها-و-تصاویر"/>
-      <w:bookmarkEnd w:id="36864"/>
-      <w:bookmarkStart w:id="54856" w:name="عنوان-سطح-چهار-لیستهای-تو-در-تو"/>
-      <w:bookmarkEnd w:id="54856"/>
-      <w:bookmarkStart w:id="57594" w:name="عنوان-سطح-پنج-نقلقول-و-تعاریف"/>
-      <w:bookmarkEnd w:id="57594"/>
-      <w:bookmarkStart w:id="6366" w:name="عنوان-سطح-شش-جدولها-و-فرمولها"/>
-      <w:bookmarkEnd w:id="6366"/>
+    <w:bookmarkStart w:id="43491" w:name="عنوان-سطح-یک-معماری-سرویسها"/>
+    <w:bookmarkEnd w:id="43491">
+      <w:bookmarkStart w:id="51536" w:name="عنوان-سطح-دو-پیکربندی-و-نگارش"/>
+      <w:bookmarkEnd w:id="51536"/>
+      <w:bookmarkStart w:id="43299" w:name="عنوان-سطح-سه-پیوندها-و-تصاویر"/>
+      <w:bookmarkEnd w:id="43299"/>
+      <w:bookmarkStart w:id="66973" w:name="عنوان-سطح-چهار-لیستهای-تو-در-تو"/>
+      <w:bookmarkEnd w:id="66973"/>
+      <w:bookmarkStart w:id="7422" w:name="عنوان-سطح-پنج-نقلقول-و-تعاریف"/>
+      <w:bookmarkEnd w:id="7422"/>
+      <w:bookmarkStart w:id="15423" w:name="عنوان-سطح-شش-جدولها-و-فرمولها"/>
+      <w:bookmarkEnd w:id="15423"/>
     </w:bookmarkEnd>
   </w:body>
 </w:document>
